--- a/Stjernekort/testdata/dvr/23. Bilag 12_Leverancevederlag og betalingsplan samt øvrige priser.docx
+++ b/Stjernekort/testdata/dvr/23. Bilag 12_Leverancevederlag og betalingsplan samt øvrige priser.docx
@@ -4781,36 +4781,55 @@
     </w:p>
     <w:p>
       <w:r>
+        <w:rPr/>
         <w:t xml:space="preserve">Hvis Kunden foretager særskilt bestilling af vedligeholdelsesarbejder, herunder fejlafhjælpning, </w:t>
       </w:r>
       <w:r>
-        <w:t>jf. bilag 5, punkt 8.4,</w:t>
-      </w:r>
-      <w:r>
+        <w:rPr/>
+        <w:t xml:space="preserve">jf. bilag 5, punkt </w:t>
+      </w:r>
+      <w:r>
+        <w:rPr/>
+        <w:t>7</w:t>
+      </w:r>
+      <w:r>
+        <w:rPr/>
+        <w:t>.4,</w:t>
+      </w:r>
+      <w:r>
+        <w:rPr/>
         <w:t xml:space="preserve"> eller i øvrigt har pålagt Leverandøren at udføre ydelser </w:t>
       </w:r>
       <w:r>
+        <w:rPr/>
         <w:t>uden for normal arbejdstid</w:t>
       </w:r>
       <w:r>
+        <w:rPr/>
         <w:t xml:space="preserve"> (7.00 til 18.00 på Arbejdsdage)</w:t>
       </w:r>
       <w:r>
+        <w:rPr/>
         <w:t xml:space="preserve">, opgøres vederlaget på baggrund af </w:t>
       </w:r>
       <w:r>
+        <w:rPr/>
         <w:t>f</w:t>
       </w:r>
       <w:r>
+        <w:rPr/>
         <w:t xml:space="preserve">ølgende tillæg til de gældende </w:t>
       </w:r>
       <w:r>
+        <w:rPr/>
         <w:t>timepris</w:t>
       </w:r>
       <w:r>
+        <w:rPr/>
         <w:t>er, jf. punkt</w:t>
       </w:r>
       <w:r>
+        <w:rPr/>
         <w:t xml:space="preserve"> </w:t>
       </w:r>
       <w:r>
@@ -4823,12 +4842,14 @@
         <w:fldChar w:fldCharType="separate"/>
       </w:r>
       <w:r>
+        <w:rPr/>
         <w:t>5.4</w:t>
       </w:r>
       <w:r>
         <w:fldChar w:fldCharType="end"/>
       </w:r>
       <w:r>
+        <w:rPr/>
         <w:t>:</w:t>
       </w:r>
     </w:p>
@@ -40134,14 +40155,14 @@
 <file path=customXml/item3.xml><?xml version="1.0" encoding="utf-8"?>
 <p:properties xmlns:p="http://schemas.microsoft.com/office/2006/metadata/properties" xmlns:xsi="http://www.w3.org/2001/XMLSchema-instance" xmlns:pc="http://schemas.microsoft.com/office/infopath/2007/PartnerControls">
   <documentManagement>
-    <Godkendtafkunden xmlns="2a4fc43e-74cb-4ecd-8f0b-7e4e11483b0c">Udestår</Godkendtafkunden>
+    <Godkendtafkunden xmlns="2a4fc43e-74cb-4ecd-8f0b-7e4e11483b0c">Klar til upload</Godkendtafkunden>
   </documentManagement>
 </p:properties>
 </file>
 
 <file path=customXml/item4.xml><?xml version="1.0" encoding="utf-8"?>
-<ct:contentTypeSchema xmlns:ct="http://schemas.microsoft.com/office/2006/metadata/contentType" xmlns:ma="http://schemas.microsoft.com/office/2006/metadata/properties/metaAttributes" ct:_="" ma:_="" ma:contentTypeName="Dokument" ma:contentTypeID="0x01010024373CE2A0AAA344A185260442135A2D" ma:contentTypeVersion="7" ma:contentTypeDescription="Opret et nyt dokument." ma:contentTypeScope="" ma:versionID="76ad4519aa1714fde3c96c2403e508d7">
-  <xsd:schema xmlns:xsd="http://www.w3.org/2001/XMLSchema" xmlns:xs="http://www.w3.org/2001/XMLSchema" xmlns:p="http://schemas.microsoft.com/office/2006/metadata/properties" xmlns:ns2="2a4fc43e-74cb-4ecd-8f0b-7e4e11483b0c" targetNamespace="http://schemas.microsoft.com/office/2006/metadata/properties" ma:root="true" ma:fieldsID="62d884777905cb7988e89b8e230839d6" ns2:_="">
+<ct:contentTypeSchema xmlns:ct="http://schemas.microsoft.com/office/2006/metadata/contentType" xmlns:ma="http://schemas.microsoft.com/office/2006/metadata/properties/metaAttributes" ct:_="" ma:_="" ma:contentTypeName="Document" ma:contentTypeID="0x01010024373CE2A0AAA344A185260442135A2D" ma:contentTypeVersion="7" ma:contentTypeDescription="Create a new document." ma:contentTypeScope="" ma:versionID="c352957fb64d73ea37153bc8851dd08b">
+  <xsd:schema xmlns:xsd="http://www.w3.org/2001/XMLSchema" xmlns:xs="http://www.w3.org/2001/XMLSchema" xmlns:p="http://schemas.microsoft.com/office/2006/metadata/properties" xmlns:ns2="2a4fc43e-74cb-4ecd-8f0b-7e4e11483b0c" targetNamespace="http://schemas.microsoft.com/office/2006/metadata/properties" ma:root="true" ma:fieldsID="cdc15103199d3093eb4a2dfc161609bd" ns2:_="">
     <xsd:import namespace="2a4fc43e-74cb-4ecd-8f0b-7e4e11483b0c"/>
     <xsd:element name="properties">
       <xsd:complexType>
@@ -40215,8 +40236,8 @@
         <xsd:element ref="dc:creator" minOccurs="0" maxOccurs="1"/>
         <xsd:element ref="dcterms:created" minOccurs="0" maxOccurs="1"/>
         <xsd:element ref="dc:identifier" minOccurs="0" maxOccurs="1"/>
-        <xsd:element name="contentType" minOccurs="0" maxOccurs="1" type="xsd:string" ma:index="0" ma:displayName="Indholdstype"/>
-        <xsd:element ref="dc:title" minOccurs="0" maxOccurs="1" ma:index="4" ma:displayName="Titel"/>
+        <xsd:element name="contentType" minOccurs="0" maxOccurs="1" type="xsd:string" ma:index="0" ma:displayName="Content Type"/>
+        <xsd:element ref="dc:title" minOccurs="0" maxOccurs="1" ma:index="4" ma:displayName="Title"/>
         <xsd:element ref="dc:subject" minOccurs="0" maxOccurs="1"/>
         <xsd:element ref="dc:description" minOccurs="0" maxOccurs="1"/>
         <xsd:element name="keywords" minOccurs="0" maxOccurs="1" type="xsd:string"/>
@@ -40332,5 +40353,5 @@
 </file>
 
 <file path=customXml/itemProps4.xml><?xml version="1.0" encoding="utf-8"?>
-<ds:datastoreItem xmlns:ds="http://schemas.openxmlformats.org/officeDocument/2006/customXml" ds:itemID="{46D37ED6-C610-43F2-A00B-2501F40BB816}"/>
+<ds:datastoreItem xmlns:ds="http://schemas.openxmlformats.org/officeDocument/2006/customXml" ds:itemID="{B1F00663-F612-4D87-A751-19B75DC5B1FB}"/>
 </file>
--- a/Stjernekort/testdata/dvr/23. Bilag 12_Leverancevederlag og betalingsplan samt øvrige priser.docx
+++ b/Stjernekort/testdata/dvr/23. Bilag 12_Leverancevederlag og betalingsplan samt øvrige priser.docx
@@ -126,7 +126,7 @@
                 <v:stroke joinstyle="miter"/>
                 <v:path gradientshapeok="t" o:connecttype="rect"/>
               </v:shapetype>
-              <v:shape id="Coverpage_ImageText" style="position:absolute;margin-left:-28.65pt;margin-top:71.25pt;width:482.15pt;height:204.75pt;z-index:251658240;visibility:visible;mso-wrap-style:square;mso-width-percent:0;mso-height-percent:0;mso-wrap-distance-left:9pt;mso-wrap-distance-top:0;mso-wrap-distance-right:9pt;mso-wrap-distance-bottom:0;mso-position-horizontal:absolute;mso-position-horizontal-relative:margin;mso-position-vertical:absolute;mso-position-vertical-relative:page;mso-width-percent:0;mso-height-percent:0;mso-width-relative:margin;mso-height-relative:margin;v-text-anchor:top" o:spid="_x0000_s1026" stroked="f" strokeweight=".5pt" type="#_x0000_t202" o:gfxdata="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">
+              <v:shape id="Coverpage_ImageText" style="position:absolute;margin-left:-28.65pt;margin-top:71.25pt;width:482.15pt;height:204.75pt;z-index:251658240;visibility:visible;mso-wrap-style:square;mso-width-percent:0;mso-height-percent:0;mso-wrap-distance-left:9pt;mso-wrap-distance-top:0;mso-wrap-distance-right:9pt;mso-wrap-distance-bottom:0;mso-position-horizontal:absolute;mso-position-horizontal-relative:margin;mso-position-vertical:absolute;mso-position-vertical-relative:page;mso-width-percent:0;mso-height-percent:0;mso-width-relative:margin;mso-height-relative:margin;v-text-anchor:top" o:spid="_x0000_s1026" stroked="f" strokeweight=".5pt" type="#_x0000_t202" o:gfxdata="UEsDBBQABgAIAAAAIQC2gziS/gAAAOEBAAATAAAAW0NvbnRlbnRfVHlwZXNdLnhtbJSRQU7DMBBF 90jcwfIWJU67QAgl6YK0S0CoHGBkTxKLZGx5TGhvj5O2G0SRWNoz/78nu9wcxkFMGNg6quQqL6RA 0s5Y6ir5vt9lD1JwBDIwOMJKHpHlpr69KfdHjyxSmriSfYz+USnWPY7AufNIadK6MEJMx9ApD/oD OlTrorhX2lFEilmcO2RdNtjC5xDF9pCuTyYBB5bi6bQ4syoJ3g9WQ0ymaiLzg5KdCXlKLjvcW893 SUOqXwnz5DrgnHtJTxOsQfEKIT7DmDSUCaxw7Rqn8787ZsmRM9e2VmPeBN4uqYvTtW7jvijg9N/y JsXecLq0q+WD6m8AAAD//wMAUEsDBBQABgAIAAAAIQA4/SH/1gAAAJQBAAALAAAAX3JlbHMvLnJl bHOkkMFqwzAMhu+DvYPRfXGawxijTi+j0GvpHsDYimMaW0Yy2fr2M4PBMnrbUb/Q94l/f/hMi1qR JVI2sOt6UJgd+ZiDgffL8ekFlFSbvV0oo4EbChzGx4f9GRdb25HMsYhqlCwG5lrLq9biZkxWOiqY 22YiTra2kYMu1l1tQD30/bPm3wwYN0x18gb45AdQl1tp5j/sFB2T0FQ7R0nTNEV3j6o9feQzro1i OWA14Fm+Q8a1a8+Bvu/d/dMb2JY5uiPbhG/ktn4cqGU/er3pcvwCAAD//wMAUEsDBBQABgAIAAAA IQBEhnxnbwIAAFcFAAAOAAAAZHJzL2Uyb0RvYy54bWysVEtv2zAMvg/YfxB0X50HGgxBnSJrkWFA 0RZLh54VWUqEyaJGKbGzXz9KtpOu26XDclBo8ePrI6mr67a27KAwGHAlH1+MOFNOQmXctuTfnlYf PnIWonCVsOBUyY8q8OvF+3dXjZ+rCezAVgoZOXFh3viS72L086IIcqdqES7AK0dKDViLSJ+4LSoU DXmvbTEZjWZFA1h5BKlCoNvbTskX2b/WSsYHrYOKzJaccov5xHxu0lksrsR8i8LvjOzTEP+QRS2M o6AnV7ciCrZH84er2kiEADpeSKgL0NpIlWugasajV9Wsd8KrXAuRE/yJpvD/3Mr7w9o/IovtJ2ip gYmQxod5oMtUT6uxTv+UKSM9UXg80abayCRdzsaT6WxEKkm6CUnTyWXyU5zNPYb4WUHNklBypL5k usThLsQOOkBStADWVCtjbf7A7ebGIjsI6uEq/3rvv8GsYw3lMr0cZc8Okn3n2rrkR+Vx6OOda8xS PFqVMNZ9VZqZKpeag6dBVKfwQkrlYmaJqsvohNIU6i2GPf6c1VuMuzrIIkcGF0/GtXGAufq8P+e0 q+9DyrrDU3Ne1J3E2G7avvcbqI40EgjdtgQvV4badidCfBRI60GtppWPD3RoC8Q69BJnO8Cff7tP eJpa0nLW0LqVPPzYC1Sc2S+O5jnt5iDgIGwGwe3rG6Duj+kx8TKLZIDRDqJGqJ/pJVimKKQSTlKs ksdBvInd0tNLItVymUG0gV7EO7f2MrlOdKYhfGqfBfp+UiMN+T0Miyjmrwa2wyZLB8t9BG3yNCdC OxZ7oml78z70L016Hl5+Z9T5PVz8AgAA//8DAFBLAwQUAAYACAAAACEAhPDRUd4AAAALAQAADwAA AGRycy9kb3ducmV2LnhtbEyPQU7DMBBF90jcwRokdq1NIARCnAoBPQApC5ZuPE1C43Eau21ye4YV XY7+05/3i9XkenHCMXSeNNwtFQik2tuOGg1fm/XiCUSIhqzpPaGGGQOsyuurwuTWn+kTT1VsBJdQ yI2GNsYhlzLULToTln5A4mznR2cin2Mj7WjOXO56mSj1KJ3piD+0ZsC3Fut9dXQabJYc6riv5upn vaPD/LFphu93rW9vptcXEBGn+A/Dnz6rQ8lOW38kG0SvYZFm94xy8JCkIJh4Vhmv22pI00SBLAt5 uaH8BQAA//8DAFBLAQItABQABgAIAAAAIQC2gziS/gAAAOEBAAATAAAAAAAAAAAAAAAAAAAAAABb Q29udGVudF9UeXBlc10ueG1sUEsBAi0AFAAGAAgAAAAhADj9If/WAAAAlAEAAAsAAAAAAAAAAAAA AAAALwEAAF9yZWxzLy5yZWxzUEsBAi0AFAAGAAgAAAAhAESGfGdvAgAAVwUAAA4AAAAAAAAAAAAA AAAALgIAAGRycy9lMm9Eb2MueG1sUEsBAi0AFAAGAAgAAAAhAITw0VHeAAAACwEAAA8AAAAAAAAA AAAAAAAAyQQAAGRycy9kb3ducmV2LnhtbFBLBQYAAAAABAAEAPMAAADUBQAAAAA= ">
                 <v:textbox inset="0,0,0,0">
                   <w:txbxContent>
                     <w:tbl>
@@ -282,8 +282,6 @@
                                   </w:pPr>
                                   <w:r>
                                     <w:fldChar w:fldCharType="begin"/>
-                                  </w:r>
-                                  <w:r>
                                     <w:instrText xml:space="preserve"> MACROBUTTON NoName [</w:instrText>
                                   </w:r>
                                   <w:bookmarkStart w:name="LAN_Text_12" w:id="1"/>
@@ -293,8 +291,6 @@
                                   <w:bookmarkEnd w:id="1"/>
                                   <w:r>
                                     <w:instrText>]</w:instrText>
-                                  </w:r>
-                                  <w:r>
                                     <w:fldChar w:fldCharType="end"/>
                                   </w:r>
                                 </w:p>
@@ -319,8 +315,6 @@
                                   </w:pPr>
                                   <w:r>
                                     <w:fldChar w:fldCharType="begin"/>
-                                  </w:r>
-                                  <w:r>
                                     <w:instrText xml:space="preserve"> MACROBUTTON NoName [</w:instrText>
                                   </w:r>
                                   <w:bookmarkStart w:name="LAN_Text_13" w:id="3"/>
@@ -330,8 +324,6 @@
                                   <w:bookmarkEnd w:id="3"/>
                                   <w:r>
                                     <w:instrText>]</w:instrText>
-                                  </w:r>
-                                  <w:r>
                                     <w:fldChar w:fldCharType="end"/>
                                   </w:r>
                                 </w:p>
@@ -356,8 +348,6 @@
                                   </w:pPr>
                                   <w:r>
                                     <w:fldChar w:fldCharType="begin"/>
-                                  </w:r>
-                                  <w:r>
                                     <w:instrText xml:space="preserve"> MACROBUTTON NoName [</w:instrText>
                                   </w:r>
                                   <w:bookmarkStart w:name="LAN_MonthYear_1" w:id="5"/>
@@ -367,8 +357,6 @@
                                   <w:bookmarkEnd w:id="5"/>
                                   <w:r>
                                     <w:instrText>]</w:instrText>
-                                  </w:r>
-                                  <w:r>
                                     <w:fldChar w:fldCharType="end"/>
                                   </w:r>
                                 </w:p>
@@ -383,8 +371,6 @@
                                   </w:pPr>
                                   <w:r>
                                     <w:fldChar w:fldCharType="begin"/>
-                                  </w:r>
-                                  <w:r>
                                     <w:instrText xml:space="preserve"> MACROBUTTON NoName [</w:instrText>
                                   </w:r>
                                   <w:bookmarkStart w:name="LAN_Optional" w:id="6"/>
@@ -415,8 +401,6 @@
                                   <w:bookmarkEnd w:id="7"/>
                                   <w:r>
                                     <w:instrText>]</w:instrText>
-                                  </w:r>
-                                  <w:r>
                                     <w:fldChar w:fldCharType="end"/>
                                   </w:r>
                                 </w:p>
@@ -426,8 +410,6 @@
                                   </w:pPr>
                                   <w:r>
                                     <w:fldChar w:fldCharType="begin"/>
-                                  </w:r>
-                                  <w:r>
                                     <w:instrText xml:space="preserve"> MACROBUTTON NoName [</w:instrText>
                                   </w:r>
                                   <w:bookmarkStart w:name="LAN_Text_14" w:id="8"/>
@@ -456,8 +438,6 @@
                                   <w:bookmarkEnd w:id="9"/>
                                   <w:r>
                                     <w:instrText>]</w:instrText>
-                                  </w:r>
-                                  <w:r>
                                     <w:fldChar w:fldCharType="end"/>
                                   </w:r>
                                 </w:p>
@@ -472,8 +452,6 @@
                                   </w:pPr>
                                   <w:r>
                                     <w:fldChar w:fldCharType="begin"/>
-                                  </w:r>
-                                  <w:r>
                                     <w:instrText xml:space="preserve"> MACROBUTTON NoName [</w:instrText>
                                   </w:r>
                                   <w:bookmarkStart w:name="LAN_Optional_1" w:id="10"/>
@@ -502,8 +480,6 @@
                                   <w:bookmarkEnd w:id="11"/>
                                   <w:r>
                                     <w:instrText>]</w:instrText>
-                                  </w:r>
-                                  <w:r>
                                     <w:fldChar w:fldCharType="end"/>
                                   </w:r>
                                 </w:p>
@@ -513,8 +489,6 @@
                                   </w:pPr>
                                   <w:r>
                                     <w:fldChar w:fldCharType="begin"/>
-                                  </w:r>
-                                  <w:r>
                                     <w:instrText xml:space="preserve"> MACROBUTTON NoName [</w:instrText>
                                   </w:r>
                                   <w:bookmarkStart w:name="LAN_Text_15" w:id="12"/>
@@ -543,8 +517,6 @@
                                   <w:bookmarkEnd w:id="13"/>
                                   <w:r>
                                     <w:instrText>]</w:instrText>
-                                  </w:r>
-                                  <w:r>
                                     <w:fldChar w:fldCharType="end"/>
                                   </w:r>
                                 </w:p>
@@ -642,7 +614,7 @@
           </mc:Choice>
           <mc:Fallback>
             <w:pict w14:anchorId="597E6CA5">
-              <v:shape id="Coverpage_TextOnly" style="position:absolute;margin-left:-28.35pt;margin-top:70.9pt;width:482.15pt;height:687.7pt;z-index:251658241;visibility:hidden;mso-wrap-style:square;mso-width-percent:0;mso-height-percent:0;mso-wrap-distance-left:9pt;mso-wrap-distance-top:0;mso-wrap-distance-right:9pt;mso-wrap-distance-bottom:0;mso-position-horizontal:absolute;mso-position-horizontal-relative:margin;mso-position-vertical:absolute;mso-position-vertical-relative:page;mso-width-percent:0;mso-height-percent:0;mso-width-relative:margin;mso-height-relative:margin;v-text-anchor:top" o:spid="_x0000_s1027" stroked="f" strokeweight=".5pt" type="#_x0000_t202" o:gfxdata="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" w14:anchorId="13E3A8C7">
+              <v:shape id="Coverpage_TextOnly" style="position:absolute;margin-left:-28.35pt;margin-top:70.9pt;width:482.15pt;height:687.7pt;z-index:251658241;visibility:hidden;mso-wrap-style:square;mso-width-percent:0;mso-height-percent:0;mso-wrap-distance-left:9pt;mso-wrap-distance-top:0;mso-wrap-distance-right:9pt;mso-wrap-distance-bottom:0;mso-position-horizontal:absolute;mso-position-horizontal-relative:margin;mso-position-vertical:absolute;mso-position-vertical-relative:page;mso-width-percent:0;mso-height-percent:0;mso-width-relative:margin;mso-height-relative:margin;v-text-anchor:top" o:spid="_x0000_s1027" stroked="f" strokeweight=".5pt" type="#_x0000_t202" o:gfxdata="UEsDBBQABgAIAAAAIQC2gziS/gAAAOEBAAATAAAAW0NvbnRlbnRfVHlwZXNdLnhtbJSRQU7DMBBF 90jcwfIWJU67QAgl6YK0S0CoHGBkTxKLZGx5TGhvj5O2G0SRWNoz/78nu9wcxkFMGNg6quQqL6RA 0s5Y6ir5vt9lD1JwBDIwOMJKHpHlpr69KfdHjyxSmriSfYz+USnWPY7AufNIadK6MEJMx9ApD/oD OlTrorhX2lFEilmcO2RdNtjC5xDF9pCuTyYBB5bi6bQ4syoJ3g9WQ0ymaiLzg5KdCXlKLjvcW893 SUOqXwnz5DrgnHtJTxOsQfEKIT7DmDSUCaxw7Rqn8787ZsmRM9e2VmPeBN4uqYvTtW7jvijg9N/y JsXecLq0q+WD6m8AAAD//wMAUEsDBBQABgAIAAAAIQA4/SH/1gAAAJQBAAALAAAAX3JlbHMvLnJl bHOkkMFqwzAMhu+DvYPRfXGawxijTi+j0GvpHsDYimMaW0Yy2fr2M4PBMnrbUb/Q94l/f/hMi1qR JVI2sOt6UJgd+ZiDgffL8ekFlFSbvV0oo4EbChzGx4f9GRdb25HMsYhqlCwG5lrLq9biZkxWOiqY 22YiTra2kYMu1l1tQD30/bPm3wwYN0x18gb45AdQl1tp5j/sFB2T0FQ7R0nTNEV3j6o9feQzro1i OWA14Fm+Q8a1a8+Bvu/d/dMb2JY5uiPbhG/ktn4cqGU/er3pcvwCAAD//wMAUEsDBBQABgAIAAAA IQBGxbK8cgIAAF4FAAAOAAAAZHJzL2Uyb0RvYy54bWysVN9v2yAQfp+0/wHxvjpJta6K6lRZqkyT qrZqOvWZYEjQMMcOEjv763dgO+m6vXSaH/DBffeT77i6bmvL9gqDAVfy8dmIM+UkVMZtSv7tafnh krMQhauEBadKflCBX8/ev7tq/FRNYAu2UsjIiQvTxpd8G6OfFkWQW1WLcAZeOVJqwFpE2uKmqFA0 5L22xWQ0uigawMojSBUCnd50Sj7L/rVWMt5rHVRktuSUW8wr5nWd1mJ2JaYbFH5rZJ+G+IcsamEc BT26uhFRsB2aP1zVRiIE0PFMQl2A1kaqXANVMx69qma1FV7lWqg5wR/bFP6fW3m3X/kHZLH9DC1d YGpI48M00GGqp9VYpz9lykhPLTwc26bayCQdXown5xcjUknSXX46zxvyU5zMPYb4RUHNklBypHvJ 7RL72xA76ABJ0QJYUy2NtXmDm/XCItsLusNl/lKW5P03mHWsoVzOP46yZwfJvsNZl/yoTIc+3qnG LMWDVQlj3aPSzFS51Bw8EVEdwwsplYu5SxQ/oxNKU6i3GPb4U1ZvMe7qIIscGVw8GtfGAebq8/yc 0q6+DynrDk/te1F3EmO7bqnwFxRYQ3UgZiB0QxO8XBq6vVsR4oNAmhK6cZr8eE+LtkDNh17ibAv4 82/nCU/kJS1nDU1dycOPnUDFmf3qiNZpRAcBB2E9CG5XL4BIMKY3xcsskgFGO4gaoX6mB2GeopBK OEmxSh4HcRG72acHRar5PINoEL2It27lZXKdupq4+NQ+C/Q9YSNx/Q6GeRTTV7ztsMnSwXwXQZtM 6tTXrot9v2mIM3H7Bye9Ei/3GXV6Fme/AAAA//8DAFBLAwQUAAYACAAAACEA88se5uAAAAAMAQAA DwAAAGRycy9kb3ducmV2LnhtbEyPQU+DQBCF7yb+h82YeDHtArGgyNIYk3q3No3HgR2Byu4SdgvU X+940uO89+XNe8V2Mb2YaPSdswridQSCbO10ZxsFh/fd6gGED2g19s6Sggt52JbXVwXm2s32jaZ9 aASHWJ+jgjaEIZfS1y0Z9Gs3kGXv040GA59jI/WIM4ebXiZRlEqDneUPLQ700lL9tT8bBdWUHJed /v54NcvxhJeO5tPhTqnbm+X5CUSgJfzB8Fufq0PJnSp3ttqLXsFqk2aMsnEf8wYmHqMsBVGxsomz BGRZyP8jyh8AAAD//wMAUEsBAi0AFAAGAAgAAAAhALaDOJL+AAAA4QEAABMAAAAAAAAAAAAAAAAA AAAAAFtDb250ZW50X1R5cGVzXS54bWxQSwECLQAUAAYACAAAACEAOP0h/9YAAACUAQAACwAAAAAA AAAAAAAAAAAvAQAAX3JlbHMvLnJlbHNQSwECLQAUAAYACAAAACEARsWyvHICAABeBQAADgAAAAAA AAAAAAAAAAAuAgAAZHJzL2Uyb0RvYy54bWxQSwECLQAUAAYACAAAACEA88se5uAAAAAMAQAADwAA AAAAAAAAAAAAAADMBAAAZHJzL2Rvd25yZXYueG1sUEsFBgAAAAAEAAQA8wAAANkFAAAAAA== " w14:anchorId="13E3A8C7">
                 <v:textbox inset="0,0,0,0">
                   <w:txbxContent>
                     <w:tbl>
@@ -688,17 +660,9 @@
                             </w:pPr>
                             <w:r>
                               <w:fldChar w:fldCharType="begin"/>
-                            </w:r>
-                            <w:r>
                               <w:instrText xml:space="preserve"> MACROBUTTON NoName [</w:instrText>
-                            </w:r>
-                            <w:r>
                               <w:instrText>Tekst</w:instrText>
-                            </w:r>
-                            <w:r>
                               <w:instrText>]</w:instrText>
-                            </w:r>
-                            <w:r>
                               <w:fldChar w:fldCharType="end"/>
                             </w:r>
                           </w:p>
@@ -721,17 +685,9 @@
                             </w:pPr>
                             <w:r>
                               <w:fldChar w:fldCharType="begin"/>
-                            </w:r>
-                            <w:r>
                               <w:instrText xml:space="preserve"> MACROBUTTON NoName [</w:instrText>
-                            </w:r>
-                            <w:r>
                               <w:instrText>Tekst</w:instrText>
-                            </w:r>
-                            <w:r>
                               <w:instrText>]</w:instrText>
-                            </w:r>
-                            <w:r>
                               <w:fldChar w:fldCharType="end"/>
                             </w:r>
                           </w:p>
@@ -754,17 +710,9 @@
                             </w:pPr>
                             <w:r>
                               <w:fldChar w:fldCharType="begin"/>
-                            </w:r>
-                            <w:r>
                               <w:instrText xml:space="preserve"> MACROBUTTON NoName [</w:instrText>
-                            </w:r>
-                            <w:r>
                               <w:instrText>Måned, År</w:instrText>
-                            </w:r>
-                            <w:r>
                               <w:instrText>]</w:instrText>
-                            </w:r>
-                            <w:r>
                               <w:fldChar w:fldCharType="end"/>
                             </w:r>
                           </w:p>
@@ -779,14 +727,8 @@
                             </w:pPr>
                             <w:r>
                               <w:fldChar w:fldCharType="begin"/>
-                            </w:r>
-                            <w:r>
                               <w:instrText xml:space="preserve"> MACROBUTTON NoName [</w:instrText>
-                            </w:r>
-                            <w:r>
                               <w:instrText>Valgfri</w:instrText>
-                            </w:r>
-                            <w:r>
                               <w:instrText xml:space="preserve"> 1 </w:instrText>
                             </w:r>
                             <w:r>
@@ -796,19 +738,10 @@
                                 <w:szCs w:val="12"/>
                               </w:rPr>
                               <w:instrText xml:space="preserve">- </w:instrText>
-                            </w:r>
-                            <w:r>
-                              <w:rPr>
-                                <w:color w:val="800000"/>
-                                <w:sz w:val="12"/>
-                                <w:szCs w:val="12"/>
-                              </w:rPr>
                               <w:instrText>Hvis der ikke er valfri tekst, slet da dette felt</w:instrText>
                             </w:r>
                             <w:r>
                               <w:instrText>]</w:instrText>
-                            </w:r>
-                            <w:r>
                               <w:fldChar w:fldCharType="end"/>
                             </w:r>
                           </w:p>
@@ -818,14 +751,8 @@
                             </w:pPr>
                             <w:r>
                               <w:fldChar w:fldCharType="begin"/>
-                            </w:r>
-                            <w:r>
                               <w:instrText xml:space="preserve"> MACROBUTTON NoName [</w:instrText>
-                            </w:r>
-                            <w:r>
                               <w:instrText>Tekst</w:instrText>
-                            </w:r>
-                            <w:r>
                               <w:instrText xml:space="preserve"> </w:instrText>
                             </w:r>
                             <w:r>
@@ -834,18 +761,10 @@
                                 <w:sz w:val="12"/>
                               </w:rPr>
                               <w:instrText xml:space="preserve">- </w:instrText>
-                            </w:r>
-                            <w:r>
-                              <w:rPr>
-                                <w:color w:val="800000"/>
-                                <w:sz w:val="12"/>
-                              </w:rPr>
                               <w:instrText>Hvis der ikke er valfri tekst, slet da dette felt</w:instrText>
                             </w:r>
                             <w:r>
                               <w:instrText>]</w:instrText>
-                            </w:r>
-                            <w:r>
                               <w:fldChar w:fldCharType="end"/>
                             </w:r>
                           </w:p>
@@ -860,14 +779,8 @@
                             </w:pPr>
                             <w:r>
                               <w:fldChar w:fldCharType="begin"/>
-                            </w:r>
-                            <w:r>
                               <w:instrText xml:space="preserve"> MACROBUTTON NoName [</w:instrText>
-                            </w:r>
-                            <w:r>
                               <w:instrText>Valgfri</w:instrText>
-                            </w:r>
-                            <w:r>
                               <w:instrText xml:space="preserve"> 2 </w:instrText>
                             </w:r>
                             <w:r>
@@ -876,18 +789,10 @@
                                 <w:sz w:val="12"/>
                               </w:rPr>
                               <w:instrText xml:space="preserve">- </w:instrText>
-                            </w:r>
-                            <w:r>
-                              <w:rPr>
-                                <w:color w:val="800000"/>
-                                <w:sz w:val="12"/>
-                              </w:rPr>
                               <w:instrText>Hvis der ikke er valfri tekst, slet da dette felt</w:instrText>
                             </w:r>
                             <w:r>
                               <w:instrText>]</w:instrText>
-                            </w:r>
-                            <w:r>
                               <w:fldChar w:fldCharType="end"/>
                             </w:r>
                           </w:p>
@@ -897,14 +802,8 @@
                             </w:pPr>
                             <w:r>
                               <w:fldChar w:fldCharType="begin"/>
-                            </w:r>
-                            <w:r>
                               <w:instrText xml:space="preserve"> MACROBUTTON NoName [</w:instrText>
-                            </w:r>
-                            <w:r>
                               <w:instrText>Tekst</w:instrText>
-                            </w:r>
-                            <w:r>
                               <w:instrText xml:space="preserve"> </w:instrText>
                             </w:r>
                             <w:r>
@@ -913,18 +812,10 @@
                                 <w:sz w:val="12"/>
                               </w:rPr>
                               <w:instrText xml:space="preserve">- </w:instrText>
-                            </w:r>
-                            <w:r>
-                              <w:rPr>
-                                <w:color w:val="800000"/>
-                                <w:sz w:val="12"/>
-                              </w:rPr>
                               <w:instrText>Hvis der ikke er valfri tekst, slet da dette felt</w:instrText>
                             </w:r>
                             <w:r>
                               <w:instrText>]</w:instrText>
-                            </w:r>
-                            <w:r>
                               <w:fldChar w:fldCharType="end"/>
                             </w:r>
                           </w:p>
@@ -1114,10 +1005,7 @@
                                     </w:sdtPr>
                                     <w:sdtContent>
                                       <w:r>
-                                        <w:t>Bilag 1</w:t>
-                                      </w:r>
-                                      <w:r>
-                                        <w:t>2</w:t>
+                                        <w:t>Bilag 12</w:t>
                                       </w:r>
                                     </w:sdtContent>
                                   </w:sdt>
@@ -1136,13 +1024,7 @@
                                     </w:sdtPr>
                                     <w:sdtContent>
                                       <w:r>
-                                        <w:t>leverancevederlag og betaling</w:t>
-                                      </w:r>
-                                      <w:r>
-                                        <w:t>s</w:t>
-                                      </w:r>
-                                      <w:r>
-                                        <w:t>plan samt øvrige priser</w:t>
+                                        <w:t>leverancevederlag og betalingsplan samt øvrige priser</w:t>
                                       </w:r>
                                     </w:sdtContent>
                                   </w:sdt>
@@ -1256,7 +1138,7 @@
           </mc:Choice>
           <mc:Fallback>
             <w:pict w14:anchorId="260EDC7F">
-              <v:shape id="Coverpage_Image" style="position:absolute;margin-left:-28.65pt;margin-top:0;width:482.15pt;height:464.6pt;z-index:251658242;visibility:visible;mso-wrap-style:square;mso-width-percent:0;mso-height-percent:0;mso-wrap-distance-left:9pt;mso-wrap-distance-top:0;mso-wrap-distance-right:9pt;mso-wrap-distance-bottom:0;mso-position-horizontal:absolute;mso-position-horizontal-relative:margin;mso-position-vertical:bottom;mso-position-vertical-relative:margin;mso-width-percent:0;mso-height-percent:0;mso-width-relative:margin;mso-height-relative:margin;v-text-anchor:top" o:spid="_x0000_s1028" stroked="f" strokeweight=".5pt" type="#_x0000_t202" o:gfxdata="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" w14:anchorId="534C82CA">
+              <v:shape id="Coverpage_Image" style="position:absolute;margin-left:-28.65pt;margin-top:0;width:482.15pt;height:464.6pt;z-index:251658242;visibility:visible;mso-wrap-style:square;mso-width-percent:0;mso-height-percent:0;mso-wrap-distance-left:9pt;mso-wrap-distance-top:0;mso-wrap-distance-right:9pt;mso-wrap-distance-bottom:0;mso-position-horizontal:absolute;mso-position-horizontal-relative:margin;mso-position-vertical:bottom;mso-position-vertical-relative:margin;mso-width-percent:0;mso-height-percent:0;mso-width-relative:margin;mso-height-relative:margin;v-text-anchor:top" o:spid="_x0000_s1028" stroked="f" strokeweight=".5pt" type="#_x0000_t202" o:gfxdata="UEsDBBQABgAIAAAAIQC2gziS/gAAAOEBAAATAAAAW0NvbnRlbnRfVHlwZXNdLnhtbJSRQU7DMBBF 90jcwfIWJU67QAgl6YK0S0CoHGBkTxKLZGx5TGhvj5O2G0SRWNoz/78nu9wcxkFMGNg6quQqL6RA 0s5Y6ir5vt9lD1JwBDIwOMJKHpHlpr69KfdHjyxSmriSfYz+USnWPY7AufNIadK6MEJMx9ApD/oD OlTrorhX2lFEilmcO2RdNtjC5xDF9pCuTyYBB5bi6bQ4syoJ3g9WQ0ymaiLzg5KdCXlKLjvcW893 SUOqXwnz5DrgnHtJTxOsQfEKIT7DmDSUCaxw7Rqn8787ZsmRM9e2VmPeBN4uqYvTtW7jvijg9N/y JsXecLq0q+WD6m8AAAD//wMAUEsDBBQABgAIAAAAIQA4/SH/1gAAAJQBAAALAAAAX3JlbHMvLnJl bHOkkMFqwzAMhu+DvYPRfXGawxijTi+j0GvpHsDYimMaW0Yy2fr2M4PBMnrbUb/Q94l/f/hMi1qR JVI2sOt6UJgd+ZiDgffL8ekFlFSbvV0oo4EbChzGx4f9GRdb25HMsYhqlCwG5lrLq9biZkxWOiqY 22YiTra2kYMu1l1tQD30/bPm3wwYN0x18gb45AdQl1tp5j/sFB2T0FQ7R0nTNEV3j6o9feQzro1i OWA14Fm+Q8a1a8+Bvu/d/dMb2JY5uiPbhG/ktn4cqGU/er3pcvwCAAD//wMAUEsDBBQABgAIAAAA IQBePJ0pdAIAAF4FAAAOAAAAZHJzL2Uyb0RvYy54bWysVF9v0zAQf0fiO1h+Z0k7NkHUdCqbipCm baJDe3Ydu41wfObsNimfnrOTtGPwMkQenLPv/93vbnbVNYbtFfoabMknZzlnykqoarsp+bfH5bsP nPkgbCUMWFXyg/L8av72zax1hZrCFkylkJER64vWlXwbgiuyzMutaoQ/A6csMTVgIwJdcZNVKFqy 3phsmueXWQtYOQSpvKfXm57J58m+1kqGe629CsyUnGIL6cR0ruOZzWei2KBw21oOYYh/iKIRtSWn R1M3Igi2w/oPU00tETzocCahyUDrWqqUA2UzyV9ks9oKp1IuVBzvjmXy/8+svNuv3AOy0H2CjhoY C9I6X3h6jPl0Gpv4p0gZ8amEh2PZVBeYpMfLyfT8MieWJN7Fxzx/Txeyk53UHfrwWUHDIlFypL6k con9rQ+96CgSvXkwdbWsjUkX3KyvDbK9oB4u0zdY/03MWNZSLOcXebJsIer3po2NdlSCw+DvlGOi wsGoKGPsV6VZXaVUk/MIRHV0L6RUNqQqUXZJOkppcvUaxUH+FNVrlPs8SCN5BhuOyk1tAVP2aX5O YVffx5B1L0/NeZZ3JEO37ijxkk9HCKyhOhAyEPqh8U4ua+rerfDhQSBNCXWcJj/c06ENUPFhoDjb Av7823uUJ/ASl7OWpq7k/sdOoOLMfLEE6ziiI4EjsR4Ju2uugUAwoZ3iZCJJAYMZSY3QPNFCWEQv xBJWkq+Sh5G8Dv3s00KRarFIQjSIToRbu3Iymo5VjVh87J4EugGwgbB+B+M8iuIFbnvZqOndYhcI egnUsa59FYd60xCnsRgWTtwSz+9J6rQW578AAAD//wMAUEsDBBQABgAIAAAAIQCdVP1z3gAAAAgB AAAPAAAAZHJzL2Rvd25yZXYueG1sTI/NasMwEITvhb6D2EJviVSXNrVrOYRA6A/00CSQq2xtbBNr ZSwldt++21Nzm2WGb2fy5eQ6ccEhtJ40PMwVCKTK25ZqDfvdZvYCIkRD1nSeUMMPBlgWtze5yawf 6Rsv21gLhlDIjIYmxj6TMlQNOhPmvkdi7+gHZyKfQy3tYEaGu04mSj1LZ1riD43pcd1gddqenQb1 cXj//Ep3lBzWG9nX+9UblqPW93fT6hVExCn+h+GvPleHgjuV/kw2iE7D7GnxyFGGgWA7VQsWJYsk TUAWubweUPwCAAD//wMAUEsBAi0AFAAGAAgAAAAhALaDOJL+AAAA4QEAABMAAAAAAAAAAAAAAAAA AAAAAFtDb250ZW50X1R5cGVzXS54bWxQSwECLQAUAAYACAAAACEAOP0h/9YAAACUAQAACwAAAAAA AAAAAAAAAAAvAQAAX3JlbHMvLnJlbHNQSwECLQAUAAYACAAAACEAXjydKXQCAABeBQAADgAAAAAA AAAAAAAAAAAuAgAAZHJzL2Uyb0RvYy54bWxQSwECLQAUAAYACAAAACEAnVT9c94AAAAIAQAADwAA AAAAAAAAAAAAAADOBAAAZHJzL2Rvd25yZXYueG1sUEsFBgAAAAAEAAQA8wAAANkFAAAAAA== " w14:anchorId="534C82CA">
                 <v:textbox style="mso-fit-shape-to-text:t" inset="0,0,0,0">
                   <w:txbxContent>
                     <w:tbl>
@@ -1292,10 +1174,7 @@
                               </w:sdtPr>
                               <w:sdtContent>
                                 <w:r>
-                                  <w:t>Bilag 1</w:t>
-                                </w:r>
-                                <w:r>
-                                  <w:t>2</w:t>
+                                  <w:t>Bilag 12</w:t>
                                 </w:r>
                               </w:sdtContent>
                             </w:sdt>
@@ -1315,13 +1194,7 @@
                               </w:sdtPr>
                               <w:sdtContent>
                                 <w:r>
-                                  <w:t>leverancevederlag og betaling</w:t>
-                                </w:r>
-                                <w:r>
-                                  <w:t>s</w:t>
-                                </w:r>
-                                <w:r>
-                                  <w:t>plan samt øvrige priser</w:t>
+                                  <w:t>leverancevederlag og betalingsplan samt øvrige priser</w:t>
                                 </w:r>
                               </w:sdtContent>
                             </w:sdt>
@@ -1460,31 +1333,7 @@
         <w:rPr>
           <w:iCs/>
         </w:rPr>
-        <w:t xml:space="preserve">Dette bilag angiver </w:t>
-      </w:r>
-      <w:r>
-        <w:rPr>
-          <w:iCs/>
-        </w:rPr>
-        <w:t>tilbudsgivers</w:t>
-      </w:r>
-      <w:r>
-        <w:rPr>
-          <w:iCs/>
-        </w:rPr>
-        <w:t xml:space="preserve"> priser og vilkårene herfor. Bilag</w:t>
-      </w:r>
-      <w:r>
-        <w:rPr>
-          <w:iCs/>
-        </w:rPr>
-        <w:t>et</w:t>
-      </w:r>
-      <w:r>
-        <w:rPr>
-          <w:iCs/>
-        </w:rPr>
-        <w:t xml:space="preserve"> skal </w:t>
+        <w:t xml:space="preserve">Dette bilag angiver tilbudsgivers priser og vilkårene herfor. Bilaget skal </w:t>
       </w:r>
       <w:r>
         <w:rPr>
@@ -1515,57 +1364,30 @@
         <w:rPr>
           <w:iCs/>
         </w:rPr>
-        <w:t xml:space="preserve">Tilbudsgiver skal i </w:t>
+        <w:t xml:space="preserve">Tilbudsgiver skal i Appendiks A angive samtlige priselementer for Leverancen og for Løbende Ydelser. </w:t>
       </w:r>
+      <w:r>
+        <w:t xml:space="preserve">Tilbudsgiver er ikke berettiget til at fakturere Kunden for ydelser, medmindre det af Kontrakten eksplicit fremgår, at sådanne ydelser erlægges mod særskilt betaling.</w:t>
+      </w:r>
+    </w:p>
+    <w:p>
+      <w:pPr>
+        <w:rPr>
+          <w:iCs/>
+        </w:rPr>
+      </w:pPr>
+    </w:p>
+    <w:p>
+      <w:pPr>
+        <w:rPr>
+          <w:iCs/>
+        </w:rPr>
+      </w:pPr>
       <w:r>
         <w:rPr>
           <w:iCs/>
         </w:rPr>
-        <w:t>Appendiks A</w:t>
-      </w:r>
-      <w:r>
-        <w:rPr>
-          <w:iCs/>
-        </w:rPr>
-        <w:t xml:space="preserve"> angive samtlige priselementer for Leverancen og for Løbende Ydelser. </w:t>
-      </w:r>
-      <w:r>
-        <w:t>Tilbudsgiver er ikke berettiget til at fakturere Kunden for ydelser, medmindre det af Kontrakten eksplicit fremgår, at sådanne</w:t>
-      </w:r>
-      <w:r>
-        <w:t xml:space="preserve"> ydelser</w:t>
-      </w:r>
-      <w:r>
-        <w:t xml:space="preserve"> </w:t>
-      </w:r>
-      <w:r>
-        <w:t>erlægges mod særskilt betaling.</w:t>
-      </w:r>
-    </w:p>
-    <w:p>
-      <w:pPr>
-        <w:rPr>
-          <w:iCs/>
-        </w:rPr>
-      </w:pPr>
-    </w:p>
-    <w:p>
-      <w:pPr>
-        <w:rPr>
-          <w:iCs/>
-        </w:rPr>
-      </w:pPr>
-      <w:r>
-        <w:rPr>
-          <w:iCs/>
-        </w:rPr>
-        <w:t>Appendiks A består af 2 faneblade:</w:t>
-      </w:r>
-      <w:r>
-        <w:rPr>
-          <w:iCs/>
-        </w:rPr>
-        <w:t xml:space="preserve">  </w:t>
+        <w:t xml:space="preserve">Appendiks A består af 2 faneblade:  </w:t>
       </w:r>
     </w:p>
     <w:p>
@@ -1724,19 +1546,7 @@
         <w:t>kan ikke</w:t>
       </w:r>
       <w:r>
-        <w:t xml:space="preserve"> angive</w:t>
-      </w:r>
-      <w:r>
-        <w:t>s</w:t>
-      </w:r>
-      <w:r>
-        <w:t xml:space="preserve"> priser ud over de </w:t>
-      </w:r>
-      <w:r>
-        <w:t>angivne</w:t>
-      </w:r>
-      <w:r>
-        <w:t xml:space="preserve"> priselementer. </w:t>
+        <w:t xml:space="preserve"> angives priser ud over de angivne priselementer. </w:t>
       </w:r>
     </w:p>
     <w:p>
@@ -1772,13 +1582,7 @@
       <w:bookmarkStart w:name="SD_SPP_RamProjectVersionNo" w:id="15"/>
       <w:bookmarkEnd w:id="15"/>
       <w:r>
-        <w:t xml:space="preserve">Den tilbudstekniske pris, der beregnes i Appendiks A, indgår i vurderingen af underkriteriet ”Pris”, jf. punkt </w:t>
-      </w:r>
-      <w:r>
-        <w:t>14.1</w:t>
-      </w:r>
-      <w:r>
-        <w:t xml:space="preserve"> i udbudsbetingelserne.</w:t>
+        <w:t xml:space="preserve">Den tilbudstekniske pris, der beregnes i Appendiks A, indgår i vurderingen af underkriteriet ”Pris”, jf. punkt 14.1 i udbudsbetingelserne.</w:t>
       </w:r>
     </w:p>
     <w:p>
@@ -1793,31 +1597,7 @@
         <w:rPr>
           <w:iCs/>
         </w:rPr>
-        <w:t xml:space="preserve">Timeantallet, der danner grundlag for den </w:t>
-      </w:r>
-      <w:r>
-        <w:rPr>
-          <w:iCs/>
-        </w:rPr>
-        <w:t>tilbuds</w:t>
-      </w:r>
-      <w:r>
-        <w:rPr>
-          <w:iCs/>
-        </w:rPr>
-        <w:t>tekniske pris, er baseret på en vurdering af forventet forbrug</w:t>
-      </w:r>
-      <w:r>
-        <w:rPr>
-          <w:iCs/>
-        </w:rPr>
-        <w:t>.</w:t>
-      </w:r>
-      <w:r>
-        <w:rPr>
-          <w:iCs/>
-        </w:rPr>
-        <w:t xml:space="preserve"> </w:t>
+        <w:t xml:space="preserve">Timeantallet, der danner grundlag for den tilbudstekniske pris, er baseret på en vurdering af forventet forbrug. </w:t>
       </w:r>
       <w:r>
         <w:t>Kunden er ikke forpligtet til at aftage det estimerede antal timer fra Leverandøren. Der er således ikke garanteret en minimumsafsætning.</w:t>
@@ -1834,105 +1614,21 @@
         <w:rPr>
           <w:iCs/>
         </w:rPr>
-        <w:t>Tilbudsgiver skal forvente</w:t>
+        <w:t xml:space="preserve">Tilbudsgiver skal forvente, at timeforbruget kan afvige fra det estimerede timetal, og at det kan svinge fra år til år.</w:t>
       </w:r>
+    </w:p>
+    <w:p/>
+    <w:p>
+      <w:pPr>
+        <w:rPr>
+          <w:iCs/>
+        </w:rPr>
+      </w:pPr>
       <w:r>
         <w:rPr>
           <w:iCs/>
         </w:rPr>
-        <w:t>,</w:t>
-      </w:r>
-      <w:r>
-        <w:rPr>
-          <w:iCs/>
-        </w:rPr>
-        <w:t xml:space="preserve"> at timeforbruget kan afvige fra det estimerede timetal</w:t>
-      </w:r>
-      <w:r>
-        <w:rPr>
-          <w:iCs/>
-        </w:rPr>
-        <w:t>,</w:t>
-      </w:r>
-      <w:r>
-        <w:rPr>
-          <w:iCs/>
-        </w:rPr>
-        <w:t xml:space="preserve"> og at det kan svinge fra år til år.</w:t>
-      </w:r>
-    </w:p>
-    <w:p/>
-    <w:p>
-      <w:pPr>
-        <w:rPr>
-          <w:iCs/>
-        </w:rPr>
-      </w:pPr>
-      <w:r>
-        <w:rPr>
-          <w:iCs/>
-        </w:rPr>
-        <w:t xml:space="preserve">Den </w:t>
-      </w:r>
-      <w:r>
-        <w:rPr>
-          <w:iCs/>
-        </w:rPr>
-        <w:t>tilbuds</w:t>
-      </w:r>
-      <w:r>
-        <w:rPr>
-          <w:iCs/>
-        </w:rPr>
-        <w:t xml:space="preserve">tekniske pris tager udgangspunkt i, </w:t>
-      </w:r>
-      <w:r>
-        <w:rPr>
-          <w:iCs/>
-        </w:rPr>
-        <w:t>at</w:t>
-      </w:r>
-      <w:r>
-        <w:rPr>
-          <w:iCs/>
-        </w:rPr>
-        <w:t xml:space="preserve"> </w:t>
-      </w:r>
-      <w:r>
-        <w:rPr>
-          <w:iCs/>
-        </w:rPr>
-        <w:t>K</w:t>
-      </w:r>
-      <w:r>
-        <w:rPr>
-          <w:iCs/>
-        </w:rPr>
-        <w:t xml:space="preserve">ontrakten </w:t>
-      </w:r>
-      <w:r>
-        <w:rPr>
-          <w:iCs/>
-        </w:rPr>
-        <w:t>løb</w:t>
-      </w:r>
-      <w:r>
-        <w:rPr>
-          <w:iCs/>
-        </w:rPr>
-        <w:t xml:space="preserve">er i </w:t>
-      </w:r>
-      <w:r>
-        <w:rPr>
-          <w:iCs/>
-        </w:rPr>
-        <w:t>6 år med option på forlængelse i 2 x 1 år.</w:t>
-      </w:r>
-      <w:r>
-        <w:rPr>
-          <w:iCs/>
-        </w:rPr>
-        <w:t xml:space="preserve"> </w:t>
+        <w:t xml:space="preserve">Den tilbudstekniske pris tager udgangspunkt i, at Kontrakten løber i 6 år med option på forlængelse i 2 x 1 år. </w:t>
       </w:r>
     </w:p>
     <w:p/>
@@ -1941,31 +1637,7 @@
         <w:rPr>
           <w:iCs/>
         </w:rPr>
-        <w:t>Den evaluerings</w:t>
-      </w:r>
-      <w:r>
-        <w:rPr>
-          <w:iCs/>
-        </w:rPr>
-        <w:t xml:space="preserve">tekniske </w:t>
-      </w:r>
-      <w:r>
-        <w:rPr>
-          <w:iCs/>
-        </w:rPr>
-        <w:t xml:space="preserve">pris bliver </w:t>
-      </w:r>
-      <w:r>
-        <w:rPr>
-          <w:iCs/>
-        </w:rPr>
-        <w:t>be</w:t>
-      </w:r>
-      <w:r>
-        <w:rPr>
-          <w:iCs/>
-        </w:rPr>
-        <w:t>regnet i nutidsværdi og tager ikke højde for prisudvikling.</w:t>
+        <w:t xml:space="preserve">Den evalueringstekniske pris bliver beregnet i nutidsværdi og tager ikke højde for prisudvikling.</w:t>
       </w:r>
     </w:p>
     <w:p>
@@ -2093,11 +1765,7 @@
       </w:r>
       <w:r>
         <w:instrText xml:space="preserve"> TOC \o "1-</w:instrText>
-      </w:r>
-      <w:r>
         <w:instrText>3</w:instrText>
-      </w:r>
-      <w:r>
         <w:instrText xml:space="preserve">" \h \z \u </w:instrText>
       </w:r>
       <w:r>
@@ -2140,46 +1808,10 @@
             <w:webHidden/>
           </w:rPr>
           <w:tab/>
-        </w:r>
-        <w:r>
-          <w:rPr>
-            <w:noProof/>
-            <w:webHidden/>
-          </w:rPr>
           <w:fldChar w:fldCharType="begin"/>
-        </w:r>
-        <w:r>
-          <w:rPr>
-            <w:noProof/>
-            <w:webHidden/>
-          </w:rPr>
           <w:instrText xml:space="preserve"> PAGEREF _Toc238711676 \h </w:instrText>
-        </w:r>
-        <w:r>
-          <w:rPr>
-            <w:noProof/>
-            <w:webHidden/>
-          </w:rPr>
-        </w:r>
-        <w:r>
-          <w:rPr>
-            <w:noProof/>
-            <w:webHidden/>
-          </w:rPr>
           <w:fldChar w:fldCharType="separate"/>
-        </w:r>
-        <w:r>
-          <w:rPr>
-            <w:noProof/>
-            <w:webHidden/>
-          </w:rPr>
           <w:t>1</w:t>
-        </w:r>
-        <w:r>
-          <w:rPr>
-            <w:noProof/>
-            <w:webHidden/>
-          </w:rPr>
           <w:fldChar w:fldCharType="end"/>
         </w:r>
       </w:hyperlink>
@@ -2232,46 +1864,10 @@
             <w:webHidden/>
           </w:rPr>
           <w:tab/>
-        </w:r>
-        <w:r>
-          <w:rPr>
-            <w:noProof/>
-            <w:webHidden/>
-          </w:rPr>
           <w:fldChar w:fldCharType="begin"/>
-        </w:r>
-        <w:r>
-          <w:rPr>
-            <w:noProof/>
-            <w:webHidden/>
-          </w:rPr>
           <w:instrText xml:space="preserve"> PAGEREF _Toc238711677 \h </w:instrText>
-        </w:r>
-        <w:r>
-          <w:rPr>
-            <w:noProof/>
-            <w:webHidden/>
-          </w:rPr>
-        </w:r>
-        <w:r>
-          <w:rPr>
-            <w:noProof/>
-            <w:webHidden/>
-          </w:rPr>
           <w:fldChar w:fldCharType="separate"/>
-        </w:r>
-        <w:r>
-          <w:rPr>
-            <w:noProof/>
-            <w:webHidden/>
-          </w:rPr>
           <w:t>1</w:t>
-        </w:r>
-        <w:r>
-          <w:rPr>
-            <w:noProof/>
-            <w:webHidden/>
-          </w:rPr>
           <w:fldChar w:fldCharType="end"/>
         </w:r>
       </w:hyperlink>
@@ -2324,46 +1920,10 @@
             <w:webHidden/>
           </w:rPr>
           <w:tab/>
-        </w:r>
-        <w:r>
-          <w:rPr>
-            <w:noProof/>
-            <w:webHidden/>
-          </w:rPr>
           <w:fldChar w:fldCharType="begin"/>
-        </w:r>
-        <w:r>
-          <w:rPr>
-            <w:noProof/>
-            <w:webHidden/>
-          </w:rPr>
           <w:instrText xml:space="preserve"> PAGEREF _Toc238711678 \h </w:instrText>
-        </w:r>
-        <w:r>
-          <w:rPr>
-            <w:noProof/>
-            <w:webHidden/>
-          </w:rPr>
-        </w:r>
-        <w:r>
-          <w:rPr>
-            <w:noProof/>
-            <w:webHidden/>
-          </w:rPr>
           <w:fldChar w:fldCharType="separate"/>
-        </w:r>
-        <w:r>
-          <w:rPr>
-            <w:noProof/>
-            <w:webHidden/>
-          </w:rPr>
           <w:t>1</w:t>
-        </w:r>
-        <w:r>
-          <w:rPr>
-            <w:noProof/>
-            <w:webHidden/>
-          </w:rPr>
           <w:fldChar w:fldCharType="end"/>
         </w:r>
       </w:hyperlink>
@@ -2416,46 +1976,10 @@
             <w:webHidden/>
           </w:rPr>
           <w:tab/>
-        </w:r>
-        <w:r>
-          <w:rPr>
-            <w:noProof/>
-            <w:webHidden/>
-          </w:rPr>
           <w:fldChar w:fldCharType="begin"/>
-        </w:r>
-        <w:r>
-          <w:rPr>
-            <w:noProof/>
-            <w:webHidden/>
-          </w:rPr>
           <w:instrText xml:space="preserve"> PAGEREF _Toc238711679 \h </w:instrText>
-        </w:r>
-        <w:r>
-          <w:rPr>
-            <w:noProof/>
-            <w:webHidden/>
-          </w:rPr>
-        </w:r>
-        <w:r>
-          <w:rPr>
-            <w:noProof/>
-            <w:webHidden/>
-          </w:rPr>
           <w:fldChar w:fldCharType="separate"/>
-        </w:r>
-        <w:r>
-          <w:rPr>
-            <w:noProof/>
-            <w:webHidden/>
-          </w:rPr>
           <w:t>1</w:t>
-        </w:r>
-        <w:r>
-          <w:rPr>
-            <w:noProof/>
-            <w:webHidden/>
-          </w:rPr>
           <w:fldChar w:fldCharType="end"/>
         </w:r>
       </w:hyperlink>
@@ -2508,46 +2032,10 @@
             <w:webHidden/>
           </w:rPr>
           <w:tab/>
-        </w:r>
-        <w:r>
-          <w:rPr>
-            <w:noProof/>
-            <w:webHidden/>
-          </w:rPr>
           <w:fldChar w:fldCharType="begin"/>
-        </w:r>
-        <w:r>
-          <w:rPr>
-            <w:noProof/>
-            <w:webHidden/>
-          </w:rPr>
           <w:instrText xml:space="preserve"> PAGEREF _Toc238711680 \h </w:instrText>
-        </w:r>
-        <w:r>
-          <w:rPr>
-            <w:noProof/>
-            <w:webHidden/>
-          </w:rPr>
-        </w:r>
-        <w:r>
-          <w:rPr>
-            <w:noProof/>
-            <w:webHidden/>
-          </w:rPr>
           <w:fldChar w:fldCharType="separate"/>
-        </w:r>
-        <w:r>
-          <w:rPr>
-            <w:noProof/>
-            <w:webHidden/>
-          </w:rPr>
           <w:t>2</w:t>
-        </w:r>
-        <w:r>
-          <w:rPr>
-            <w:noProof/>
-            <w:webHidden/>
-          </w:rPr>
           <w:fldChar w:fldCharType="end"/>
         </w:r>
       </w:hyperlink>
@@ -2598,46 +2086,10 @@
             <w:webHidden/>
           </w:rPr>
           <w:tab/>
-        </w:r>
-        <w:r>
-          <w:rPr>
-            <w:noProof/>
-            <w:webHidden/>
-          </w:rPr>
           <w:fldChar w:fldCharType="begin"/>
-        </w:r>
-        <w:r>
-          <w:rPr>
-            <w:noProof/>
-            <w:webHidden/>
-          </w:rPr>
           <w:instrText xml:space="preserve"> PAGEREF _Toc238711681 \h </w:instrText>
-        </w:r>
-        <w:r>
-          <w:rPr>
-            <w:noProof/>
-            <w:webHidden/>
-          </w:rPr>
-        </w:r>
-        <w:r>
-          <w:rPr>
-            <w:noProof/>
-            <w:webHidden/>
-          </w:rPr>
           <w:fldChar w:fldCharType="separate"/>
-        </w:r>
-        <w:r>
-          <w:rPr>
-            <w:noProof/>
-            <w:webHidden/>
-          </w:rPr>
           <w:t>2</w:t>
-        </w:r>
-        <w:r>
-          <w:rPr>
-            <w:noProof/>
-            <w:webHidden/>
-          </w:rPr>
           <w:fldChar w:fldCharType="end"/>
         </w:r>
       </w:hyperlink>
@@ -2688,46 +2140,10 @@
             <w:webHidden/>
           </w:rPr>
           <w:tab/>
-        </w:r>
-        <w:r>
-          <w:rPr>
-            <w:noProof/>
-            <w:webHidden/>
-          </w:rPr>
           <w:fldChar w:fldCharType="begin"/>
-        </w:r>
-        <w:r>
-          <w:rPr>
-            <w:noProof/>
-            <w:webHidden/>
-          </w:rPr>
           <w:instrText xml:space="preserve"> PAGEREF _Toc238711682 \h </w:instrText>
-        </w:r>
-        <w:r>
-          <w:rPr>
-            <w:noProof/>
-            <w:webHidden/>
-          </w:rPr>
-        </w:r>
-        <w:r>
-          <w:rPr>
-            <w:noProof/>
-            <w:webHidden/>
-          </w:rPr>
           <w:fldChar w:fldCharType="separate"/>
-        </w:r>
-        <w:r>
-          <w:rPr>
-            <w:noProof/>
-            <w:webHidden/>
-          </w:rPr>
           <w:t>2</w:t>
-        </w:r>
-        <w:r>
-          <w:rPr>
-            <w:noProof/>
-            <w:webHidden/>
-          </w:rPr>
           <w:fldChar w:fldCharType="end"/>
         </w:r>
       </w:hyperlink>
@@ -2778,46 +2194,10 @@
             <w:webHidden/>
           </w:rPr>
           <w:tab/>
-        </w:r>
-        <w:r>
-          <w:rPr>
-            <w:noProof/>
-            <w:webHidden/>
-          </w:rPr>
           <w:fldChar w:fldCharType="begin"/>
-        </w:r>
-        <w:r>
-          <w:rPr>
-            <w:noProof/>
-            <w:webHidden/>
-          </w:rPr>
           <w:instrText xml:space="preserve"> PAGEREF _Toc238711683 \h </w:instrText>
-        </w:r>
-        <w:r>
-          <w:rPr>
-            <w:noProof/>
-            <w:webHidden/>
-          </w:rPr>
-        </w:r>
-        <w:r>
-          <w:rPr>
-            <w:noProof/>
-            <w:webHidden/>
-          </w:rPr>
           <w:fldChar w:fldCharType="separate"/>
-        </w:r>
-        <w:r>
-          <w:rPr>
-            <w:noProof/>
-            <w:webHidden/>
-          </w:rPr>
           <w:t>2</w:t>
-        </w:r>
-        <w:r>
-          <w:rPr>
-            <w:noProof/>
-            <w:webHidden/>
-          </w:rPr>
           <w:fldChar w:fldCharType="end"/>
         </w:r>
       </w:hyperlink>
@@ -2868,46 +2248,10 @@
             <w:webHidden/>
           </w:rPr>
           <w:tab/>
-        </w:r>
-        <w:r>
-          <w:rPr>
-            <w:noProof/>
-            <w:webHidden/>
-          </w:rPr>
           <w:fldChar w:fldCharType="begin"/>
-        </w:r>
-        <w:r>
-          <w:rPr>
-            <w:noProof/>
-            <w:webHidden/>
-          </w:rPr>
           <w:instrText xml:space="preserve"> PAGEREF _Toc238711684 \h </w:instrText>
-        </w:r>
-        <w:r>
-          <w:rPr>
-            <w:noProof/>
-            <w:webHidden/>
-          </w:rPr>
-        </w:r>
-        <w:r>
-          <w:rPr>
-            <w:noProof/>
-            <w:webHidden/>
-          </w:rPr>
           <w:fldChar w:fldCharType="separate"/>
-        </w:r>
-        <w:r>
-          <w:rPr>
-            <w:noProof/>
-            <w:webHidden/>
-          </w:rPr>
           <w:t>3</w:t>
-        </w:r>
-        <w:r>
-          <w:rPr>
-            <w:noProof/>
-            <w:webHidden/>
-          </w:rPr>
           <w:fldChar w:fldCharType="end"/>
         </w:r>
       </w:hyperlink>
@@ -2958,46 +2302,10 @@
             <w:webHidden/>
           </w:rPr>
           <w:tab/>
-        </w:r>
-        <w:r>
-          <w:rPr>
-            <w:noProof/>
-            <w:webHidden/>
-          </w:rPr>
           <w:fldChar w:fldCharType="begin"/>
-        </w:r>
-        <w:r>
-          <w:rPr>
-            <w:noProof/>
-            <w:webHidden/>
-          </w:rPr>
           <w:instrText xml:space="preserve"> PAGEREF _Toc238711685 \h </w:instrText>
-        </w:r>
-        <w:r>
-          <w:rPr>
-            <w:noProof/>
-            <w:webHidden/>
-          </w:rPr>
-        </w:r>
-        <w:r>
-          <w:rPr>
-            <w:noProof/>
-            <w:webHidden/>
-          </w:rPr>
           <w:fldChar w:fldCharType="separate"/>
-        </w:r>
-        <w:r>
-          <w:rPr>
-            <w:noProof/>
-            <w:webHidden/>
-          </w:rPr>
           <w:t>3</w:t>
-        </w:r>
-        <w:r>
-          <w:rPr>
-            <w:noProof/>
-            <w:webHidden/>
-          </w:rPr>
           <w:fldChar w:fldCharType="end"/>
         </w:r>
       </w:hyperlink>
@@ -3048,46 +2356,10 @@
             <w:webHidden/>
           </w:rPr>
           <w:tab/>
-        </w:r>
-        <w:r>
-          <w:rPr>
-            <w:noProof/>
-            <w:webHidden/>
-          </w:rPr>
           <w:fldChar w:fldCharType="begin"/>
-        </w:r>
-        <w:r>
-          <w:rPr>
-            <w:noProof/>
-            <w:webHidden/>
-          </w:rPr>
           <w:instrText xml:space="preserve"> PAGEREF _Toc238711686 \h </w:instrText>
-        </w:r>
-        <w:r>
-          <w:rPr>
-            <w:noProof/>
-            <w:webHidden/>
-          </w:rPr>
-        </w:r>
-        <w:r>
-          <w:rPr>
-            <w:noProof/>
-            <w:webHidden/>
-          </w:rPr>
           <w:fldChar w:fldCharType="separate"/>
-        </w:r>
-        <w:r>
-          <w:rPr>
-            <w:noProof/>
-            <w:webHidden/>
-          </w:rPr>
           <w:t>4</w:t>
-        </w:r>
-        <w:r>
-          <w:rPr>
-            <w:noProof/>
-            <w:webHidden/>
-          </w:rPr>
           <w:fldChar w:fldCharType="end"/>
         </w:r>
       </w:hyperlink>
@@ -3140,46 +2412,10 @@
             <w:webHidden/>
           </w:rPr>
           <w:tab/>
-        </w:r>
-        <w:r>
-          <w:rPr>
-            <w:noProof/>
-            <w:webHidden/>
-          </w:rPr>
           <w:fldChar w:fldCharType="begin"/>
-        </w:r>
-        <w:r>
-          <w:rPr>
-            <w:noProof/>
-            <w:webHidden/>
-          </w:rPr>
           <w:instrText xml:space="preserve"> PAGEREF _Toc238711687 \h </w:instrText>
-        </w:r>
-        <w:r>
-          <w:rPr>
-            <w:noProof/>
-            <w:webHidden/>
-          </w:rPr>
-        </w:r>
-        <w:r>
-          <w:rPr>
-            <w:noProof/>
-            <w:webHidden/>
-          </w:rPr>
           <w:fldChar w:fldCharType="separate"/>
-        </w:r>
-        <w:r>
-          <w:rPr>
-            <w:noProof/>
-            <w:webHidden/>
-          </w:rPr>
           <w:t>4</w:t>
-        </w:r>
-        <w:r>
-          <w:rPr>
-            <w:noProof/>
-            <w:webHidden/>
-          </w:rPr>
           <w:fldChar w:fldCharType="end"/>
         </w:r>
       </w:hyperlink>
@@ -3232,46 +2468,10 @@
             <w:webHidden/>
           </w:rPr>
           <w:tab/>
-        </w:r>
-        <w:r>
-          <w:rPr>
-            <w:noProof/>
-            <w:webHidden/>
-          </w:rPr>
           <w:fldChar w:fldCharType="begin"/>
-        </w:r>
-        <w:r>
-          <w:rPr>
-            <w:noProof/>
-            <w:webHidden/>
-          </w:rPr>
           <w:instrText xml:space="preserve"> PAGEREF _Toc238711688 \h </w:instrText>
-        </w:r>
-        <w:r>
-          <w:rPr>
-            <w:noProof/>
-            <w:webHidden/>
-          </w:rPr>
-        </w:r>
-        <w:r>
-          <w:rPr>
-            <w:noProof/>
-            <w:webHidden/>
-          </w:rPr>
           <w:fldChar w:fldCharType="separate"/>
-        </w:r>
-        <w:r>
-          <w:rPr>
-            <w:noProof/>
-            <w:webHidden/>
-          </w:rPr>
           <w:t>4</w:t>
-        </w:r>
-        <w:r>
-          <w:rPr>
-            <w:noProof/>
-            <w:webHidden/>
-          </w:rPr>
           <w:fldChar w:fldCharType="end"/>
         </w:r>
       </w:hyperlink>
@@ -3324,46 +2524,10 @@
             <w:webHidden/>
           </w:rPr>
           <w:tab/>
-        </w:r>
-        <w:r>
-          <w:rPr>
-            <w:noProof/>
-            <w:webHidden/>
-          </w:rPr>
           <w:fldChar w:fldCharType="begin"/>
-        </w:r>
-        <w:r>
-          <w:rPr>
-            <w:noProof/>
-            <w:webHidden/>
-          </w:rPr>
           <w:instrText xml:space="preserve"> PAGEREF _Toc238711691 \h </w:instrText>
-        </w:r>
-        <w:r>
-          <w:rPr>
-            <w:noProof/>
-            <w:webHidden/>
-          </w:rPr>
-        </w:r>
-        <w:r>
-          <w:rPr>
-            <w:noProof/>
-            <w:webHidden/>
-          </w:rPr>
           <w:fldChar w:fldCharType="separate"/>
-        </w:r>
-        <w:r>
-          <w:rPr>
-            <w:noProof/>
-            <w:webHidden/>
-          </w:rPr>
           <w:t>5</w:t>
-        </w:r>
-        <w:r>
-          <w:rPr>
-            <w:noProof/>
-            <w:webHidden/>
-          </w:rPr>
           <w:fldChar w:fldCharType="end"/>
         </w:r>
       </w:hyperlink>
@@ -3416,46 +2580,10 @@
             <w:webHidden/>
           </w:rPr>
           <w:tab/>
-        </w:r>
-        <w:r>
-          <w:rPr>
-            <w:noProof/>
-            <w:webHidden/>
-          </w:rPr>
           <w:fldChar w:fldCharType="begin"/>
-        </w:r>
-        <w:r>
-          <w:rPr>
-            <w:noProof/>
-            <w:webHidden/>
-          </w:rPr>
           <w:instrText xml:space="preserve"> PAGEREF _Toc238711692 \h </w:instrText>
-        </w:r>
-        <w:r>
-          <w:rPr>
-            <w:noProof/>
-            <w:webHidden/>
-          </w:rPr>
-        </w:r>
-        <w:r>
-          <w:rPr>
-            <w:noProof/>
-            <w:webHidden/>
-          </w:rPr>
           <w:fldChar w:fldCharType="separate"/>
-        </w:r>
-        <w:r>
-          <w:rPr>
-            <w:noProof/>
-            <w:webHidden/>
-          </w:rPr>
           <w:t>5</w:t>
-        </w:r>
-        <w:r>
-          <w:rPr>
-            <w:noProof/>
-            <w:webHidden/>
-          </w:rPr>
           <w:fldChar w:fldCharType="end"/>
         </w:r>
       </w:hyperlink>
@@ -3508,46 +2636,10 @@
             <w:webHidden/>
           </w:rPr>
           <w:tab/>
-        </w:r>
-        <w:r>
-          <w:rPr>
-            <w:noProof/>
-            <w:webHidden/>
-          </w:rPr>
           <w:fldChar w:fldCharType="begin"/>
-        </w:r>
-        <w:r>
-          <w:rPr>
-            <w:noProof/>
-            <w:webHidden/>
-          </w:rPr>
           <w:instrText xml:space="preserve"> PAGEREF _Toc238711693 \h </w:instrText>
-        </w:r>
-        <w:r>
-          <w:rPr>
-            <w:noProof/>
-            <w:webHidden/>
-          </w:rPr>
-        </w:r>
-        <w:r>
-          <w:rPr>
-            <w:noProof/>
-            <w:webHidden/>
-          </w:rPr>
           <w:fldChar w:fldCharType="separate"/>
-        </w:r>
-        <w:r>
-          <w:rPr>
-            <w:noProof/>
-            <w:webHidden/>
-          </w:rPr>
           <w:t>6</w:t>
-        </w:r>
-        <w:r>
-          <w:rPr>
-            <w:noProof/>
-            <w:webHidden/>
-          </w:rPr>
           <w:fldChar w:fldCharType="end"/>
         </w:r>
       </w:hyperlink>
@@ -3613,51 +2705,14 @@
       <w:bookmarkStart w:name="_Toc238711676" w:id="19"/>
       <w:r>
         <w:rPr/>
-        <w:t>Indled</w:t>
-      </w:r>
-      <w:r>
-        <w:rPr/>
-        <w:t>ning</w:t>
+        <w:t>Indledning</w:t>
       </w:r>
       <w:bookmarkEnd w:id="18"/>
       <w:bookmarkEnd w:id="19"/>
     </w:p>
     <w:p>
       <w:r>
-        <w:t>D</w:t>
-      </w:r>
-      <w:r>
-        <w:t xml:space="preserve">ette bilag </w:t>
-      </w:r>
-      <w:r>
-        <w:t xml:space="preserve">indeholder </w:t>
-      </w:r>
-      <w:r>
-        <w:t>henvisninger og vejledning til angivelse af pris</w:t>
-      </w:r>
-      <w:r>
-        <w:t>er</w:t>
-      </w:r>
-      <w:r>
-        <w:t xml:space="preserve"> i Appendiks A</w:t>
-      </w:r>
-      <w:r>
-        <w:t xml:space="preserve">, som omfatter </w:t>
-      </w:r>
-      <w:r>
-        <w:t xml:space="preserve">priser for </w:t>
-      </w:r>
-      <w:r>
-        <w:t>samtlige</w:t>
-      </w:r>
-      <w:r>
-        <w:t xml:space="preserve"> </w:t>
-      </w:r>
-      <w:r>
-        <w:t xml:space="preserve">de </w:t>
-      </w:r>
-      <w:r>
-        <w:t xml:space="preserve">ydelser, der er omfattet af Kontrakten. </w:t>
+        <w:t xml:space="preserve">Dette bilag indeholder henvisninger og vejledning til angivelse af priser i Appendiks A, som omfatter priser for samtlige de ydelser, der er omfattet af Kontrakten. </w:t>
       </w:r>
     </w:p>
     <w:p/>
@@ -3666,31 +2721,7 @@
         <w:spacing w:line="276" w:lineRule="auto"/>
       </w:pPr>
       <w:r>
-        <w:t>Herudover har Leverandøren kun krav på vederlag, såfremt det udtrykkeligt fremgår af Kontrakt</w:t>
-      </w:r>
-      <w:r>
-        <w:t>en</w:t>
-      </w:r>
-      <w:r>
-        <w:t xml:space="preserve">s øvrige bestemmelser, at </w:t>
-      </w:r>
-      <w:r>
-        <w:t>ydelser</w:t>
-      </w:r>
-      <w:r>
-        <w:t xml:space="preserve"> erlægges mod særskilt betaling.</w:t>
-      </w:r>
-      <w:r>
-        <w:t xml:space="preserve"> Leverandøren er således ikke berettiget til at fakturere Kunden for ydelser, medmindre det af Kontrakten eksplicit fremgår, at sådanne</w:t>
-      </w:r>
-      <w:r>
-        <w:t xml:space="preserve"> ydelser</w:t>
-      </w:r>
-      <w:r>
-        <w:t xml:space="preserve"> </w:t>
-      </w:r>
-      <w:r>
-        <w:t>erlægges mod særskilt betaling.</w:t>
+        <w:t xml:space="preserve">Herudover har Leverandøren kun krav på vederlag, såfremt det udtrykkeligt fremgår af Kontraktens øvrige bestemmelser, at ydelser erlægges mod særskilt betaling. Leverandøren er således ikke berettiget til at fakturere Kunden for ydelser, medmindre det af Kontrakten eksplicit fremgår, at sådanne ydelser erlægges mod særskilt betaling.</w:t>
       </w:r>
     </w:p>
     <w:p>
@@ -3721,25 +2752,7 @@
     </w:p>
     <w:p>
       <w:r>
-        <w:t>Leverandøren har ikke krav på særskilt godtgørelse eller vederlag i anledning af transport til adresser inden for Storkøbenhavn og mellem Leverandørens adresse og Kundens adresse</w:t>
-      </w:r>
-      <w:r>
-        <w:t xml:space="preserve"> </w:t>
-      </w:r>
-      <w:r>
-        <w:t xml:space="preserve">eller </w:t>
-      </w:r>
-      <w:r>
-        <w:t xml:space="preserve">for </w:t>
-      </w:r>
-      <w:r>
-        <w:t>fortæring for Leverandørens ansatte</w:t>
-      </w:r>
-      <w:r>
-        <w:t xml:space="preserve">. </w:t>
-      </w:r>
-      <w:r>
-        <w:t xml:space="preserve">Sådanne omkostninger skal derfor indregnes i de anførte priser. </w:t>
+        <w:t xml:space="preserve">Leverandøren har ikke krav på særskilt godtgørelse eller vederlag i anledning af transport til adresser inden for Storkøbenhavn og mellem Leverandørens adresse og Kundens adresse eller for fortæring for Leverandørens ansatte. Sådanne omkostninger skal derfor indregnes i de anførte priser. </w:t>
       </w:r>
     </w:p>
     <w:p/>
@@ -3751,85 +2764,13 @@
     <w:p/>
     <w:p>
       <w:r>
-        <w:t>Udgifter til tidsregistrering, fakturering</w:t>
-      </w:r>
-      <w:r>
-        <w:t xml:space="preserve">, </w:t>
-      </w:r>
-      <w:r>
-        <w:t>regnskabsopgaver</w:t>
-      </w:r>
-      <w:r>
-        <w:t>,</w:t>
-      </w:r>
-      <w:r>
-        <w:t xml:space="preserve"> </w:t>
-      </w:r>
-      <w:r>
-        <w:t xml:space="preserve">sekretærbistand, intern koordination og andre kontorudgifter </w:t>
-      </w:r>
-      <w:r>
-        <w:t xml:space="preserve">mv. </w:t>
-      </w:r>
-      <w:r>
-        <w:t xml:space="preserve">afholdes af </w:t>
-      </w:r>
-      <w:r>
-        <w:t>L</w:t>
-      </w:r>
-      <w:r>
-        <w:t>everandøren</w:t>
-      </w:r>
-      <w:r>
-        <w:t xml:space="preserve"> og skal ligeledes indregnes i de anførte priser</w:t>
-      </w:r>
-      <w:r>
-        <w:t>.</w:t>
+        <w:t xml:space="preserve">Udgifter til tidsregistrering, fakturering, regnskabsopgaver, sekretærbistand, intern koordination og andre kontorudgifter mv. afholdes af Leverandøren og skal ligeledes indregnes i de anførte priser.</w:t>
       </w:r>
     </w:p>
     <w:p/>
     <w:p>
       <w:r>
-        <w:t xml:space="preserve">Leverandørens tidsforbrug til overordnet kontraktstyring og andre former for overordnet planlægning afholdes </w:t>
-      </w:r>
-      <w:r>
-        <w:t xml:space="preserve">også </w:t>
-      </w:r>
-      <w:r>
-        <w:t xml:space="preserve">af </w:t>
-      </w:r>
-      <w:r>
-        <w:t>L</w:t>
-      </w:r>
-      <w:r>
-        <w:t xml:space="preserve">everandøren, medmindre andet eksplicit </w:t>
-      </w:r>
-      <w:r>
-        <w:t xml:space="preserve">er </w:t>
-      </w:r>
-      <w:r>
-        <w:t xml:space="preserve">aftalt med </w:t>
-      </w:r>
-      <w:r>
-        <w:t>K</w:t>
-      </w:r>
-      <w:r>
-        <w:t xml:space="preserve">unden. </w:t>
-      </w:r>
-      <w:r>
-        <w:t xml:space="preserve">Sådanne omkostninger skal </w:t>
-      </w:r>
-      <w:r>
-        <w:t>således</w:t>
-      </w:r>
-      <w:r>
-        <w:t xml:space="preserve"> </w:t>
-      </w:r>
-      <w:r>
-        <w:t>også</w:t>
-      </w:r>
-      <w:r>
-        <w:t xml:space="preserve"> indregnes i de anførte priser. </w:t>
+        <w:t xml:space="preserve">Leverandørens tidsforbrug til overordnet kontraktstyring og andre former for overordnet planlægning afholdes også af Leverandøren, medmindre andet eksplicit er aftalt med Kunden. Sådanne omkostninger skal således også indregnes i de anførte priser. </w:t>
       </w:r>
     </w:p>
     <w:p/>
@@ -3869,51 +2810,12 @@
         <w:spacing w:line="276" w:lineRule="auto"/>
       </w:pPr>
       <w:r>
-        <w:t xml:space="preserve">Hvis Kunden udtræder af Kontrakten i henhold til </w:t>
-      </w:r>
-      <w:r>
-        <w:t xml:space="preserve">Kontraktens pkt. </w:t>
-      </w:r>
-      <w:r>
-        <w:t>5</w:t>
-      </w:r>
-      <w:r>
-        <w:t>.3.2</w:t>
-      </w:r>
-      <w:r>
-        <w:t>, betaler Kunden et ve</w:t>
-      </w:r>
-      <w:r>
-        <w:t xml:space="preserve">derlag til Leverandøren svarende til maksimalt den angivne %-del af det samlede leverancevederlag, som betales efter </w:t>
-      </w:r>
-      <w:r>
-        <w:t>godkendelse af revideret Leverancebeskrivelse</w:t>
-      </w:r>
-      <w:r>
-        <w:t>, jf. betalingsplanen</w:t>
-      </w:r>
-      <w:r>
-        <w:t xml:space="preserve"> i punkt</w:t>
-      </w:r>
-      <w:r>
-        <w:t xml:space="preserve"> </w:t>
-      </w:r>
-      <w:r>
+        <w:t xml:space="preserve">Hvis Kunden udtræder af Kontrakten i henhold til Kontraktens pkt. 5.3.2, betaler Kunden et vederlag til Leverandøren svarende til maksimalt den angivne %-del af det samlede leverancevederlag, som betales efter godkendelse af revideret Leverancebeskrivelse, jf. betalingsplanen i punkt </w:t>
         <w:fldChar w:fldCharType="begin"/>
-      </w:r>
-      <w:r>
         <w:instrText xml:space="preserve"> REF _Ref238711661 \r \h </w:instrText>
-      </w:r>
-      <w:r>
         <w:fldChar w:fldCharType="separate"/>
-      </w:r>
-      <w:r>
         <w:t>4</w:t>
-      </w:r>
-      <w:r>
         <w:fldChar w:fldCharType="end"/>
-      </w:r>
-      <w:r>
         <w:t xml:space="preserve">. </w:t>
       </w:r>
     </w:p>
@@ -3927,25 +2829,7 @@
         <w:spacing w:line="276" w:lineRule="auto"/>
       </w:pPr>
       <w:r>
-        <w:t xml:space="preserve">Beløbet fastsættes på baggrund af det antal timer, som Leverandøren har forbrugt i forhold til </w:t>
-      </w:r>
-      <w:r>
-        <w:t>de aktiviteter,</w:t>
-      </w:r>
-      <w:r>
-        <w:t xml:space="preserve"> der skal udføres i afklaringsfasen frem til Kundens meddelelse om </w:t>
-      </w:r>
-      <w:r>
-        <w:t>udtrædel</w:t>
-      </w:r>
-      <w:r>
-        <w:t>sen samt dokumenterede og nødvendige omkostninger, som Leverandøren har afholdt</w:t>
-      </w:r>
-      <w:r>
-        <w:t xml:space="preserve"> i forbindelse med afklaringsfasen</w:t>
-      </w:r>
-      <w:r>
-        <w:t xml:space="preserve">. </w:t>
+        <w:t xml:space="preserve">Beløbet fastsættes på baggrund af det antal timer, som Leverandøren har forbrugt i forhold til de aktiviteter, der skal udføres i afklaringsfasen frem til Kundens meddelelse om udtrædelsen samt dokumenterede og nødvendige omkostninger, som Leverandøren har afholdt i forbindelse med afklaringsfasen. </w:t>
       </w:r>
     </w:p>
     <w:p/>
@@ -3974,31 +2858,13 @@
     </w:p>
     <w:p>
       <w:r>
-        <w:t>Leverancevederlaget opgøres i overensstemmelse med Kontraktens punkt 1</w:t>
-      </w:r>
-      <w:r>
-        <w:t>5</w:t>
-      </w:r>
-      <w:r>
-        <w:t>.2</w:t>
-      </w:r>
-      <w:r>
-        <w:t>.</w:t>
-      </w:r>
-      <w:r>
-        <w:t xml:space="preserve"> </w:t>
+        <w:t xml:space="preserve">Leverancevederlaget opgøres i overensstemmelse med Kontraktens punkt 15.2. </w:t>
       </w:r>
     </w:p>
     <w:p/>
     <w:p>
       <w:r>
-        <w:t>Leverancevederlaget omfatter også brugsretten, herunder løbende licensomkostninger. til eventuelt Leverandørspecifikt Programmel, jf. Kontraktens punkt</w:t>
-      </w:r>
-      <w:r>
-        <w:t xml:space="preserve"> 23.2</w:t>
-      </w:r>
-      <w:r>
-        <w:t>.</w:t>
+        <w:t xml:space="preserve">Leverancevederlaget omfatter også brugsretten, herunder løbende licensomkostninger. til eventuelt Leverandørspecifikt Programmel, jf. Kontraktens punkt 23.2.</w:t>
       </w:r>
     </w:p>
     <w:p/>
@@ -4015,25 +2881,7 @@
         </w:rPr>
       </w:pPr>
       <w:r>
-        <w:t xml:space="preserve">Leverancevederlaget omfatter i overensstemmelse med </w:t>
-      </w:r>
-      <w:r>
-        <w:t>Kontraktens punkt 1</w:t>
-      </w:r>
-      <w:r>
-        <w:t>5</w:t>
-      </w:r>
-      <w:r>
-        <w:t>.2</w:t>
-      </w:r>
-      <w:r>
-        <w:t xml:space="preserve"> </w:t>
-      </w:r>
-      <w:r>
-        <w:t>ikke</w:t>
-      </w:r>
-      <w:r>
-        <w:t>:</w:t>
+        <w:t xml:space="preserve">Leverancevederlaget omfatter i overensstemmelse med Kontraktens punkt 15.2 ikke:</w:t>
       </w:r>
     </w:p>
     <w:p/>
@@ -4046,33 +2894,12 @@
         </w:numPr>
       </w:pPr>
       <w:r>
-        <w:t>Vederlag for b</w:t>
-      </w:r>
-      <w:r>
-        <w:t xml:space="preserve">estillingsydelser og øvrige </w:t>
-      </w:r>
-      <w:r>
-        <w:t>ændringer</w:t>
-      </w:r>
-      <w:r>
-        <w:t xml:space="preserve">, jf. punkt </w:t>
-      </w:r>
-      <w:r>
+        <w:t xml:space="preserve">Vederlag for bestillingsydelser og øvrige ændringer, jf. punkt </w:t>
         <w:fldChar w:fldCharType="begin"/>
-      </w:r>
-      <w:r>
         <w:instrText xml:space="preserve"> REF _Ref237432648 \r \h </w:instrText>
-      </w:r>
-      <w:r>
         <w:instrText xml:space="preserve"> \* MERGEFORMAT </w:instrText>
-      </w:r>
-      <w:r>
         <w:fldChar w:fldCharType="separate"/>
-      </w:r>
-      <w:r>
         <w:t>5.1</w:t>
-      </w:r>
-      <w:r>
         <w:fldChar w:fldCharType="end"/>
       </w:r>
     </w:p>
@@ -4085,36 +2912,13 @@
         </w:numPr>
       </w:pPr>
       <w:r>
-        <w:t xml:space="preserve">Vederlag for øvrige </w:t>
-      </w:r>
-      <w:r>
-        <w:t xml:space="preserve">timebaserede vederlag, jf. </w:t>
-      </w:r>
-      <w:r>
-        <w:t>punkt</w:t>
-      </w:r>
-      <w:r>
-        <w:t xml:space="preserve"> </w:t>
-      </w:r>
-      <w:r>
+        <w:t xml:space="preserve">Vederlag for øvrige timebaserede vederlag, jf. punkt </w:t>
         <w:fldChar w:fldCharType="begin"/>
-      </w:r>
-      <w:r>
         <w:instrText xml:space="preserve"> REF _Ref237432656 \r \h </w:instrText>
-      </w:r>
-      <w:r>
         <w:instrText xml:space="preserve"> \* MERGEFORMAT </w:instrText>
-      </w:r>
-      <w:r>
         <w:fldChar w:fldCharType="separate"/>
-      </w:r>
-      <w:r>
         <w:t>5.2</w:t>
-      </w:r>
-      <w:r>
         <w:fldChar w:fldCharType="end"/>
-      </w:r>
-      <w:r>
         <w:t xml:space="preserve"> </w:t>
       </w:r>
     </w:p>
@@ -4125,46 +2929,15 @@
           <w:ilvl w:val="0"/>
           <w:numId w:val="46"/>
         </w:numPr>
-      </w:pPr>
-      <w:r>
-        <w:t>Fa</w:t>
-      </w:r>
-      <w:r>
-        <w:t>s</w:t>
-      </w:r>
-      <w:r>
-        <w:t>t månedligt v</w:t>
-      </w:r>
-      <w:r>
-        <w:t>ederlag for vedligeholdelse</w:t>
-      </w:r>
-      <w:r>
-        <w:t xml:space="preserve"> og</w:t>
-      </w:r>
-      <w:r>
-        <w:t xml:space="preserve"> support</w:t>
-      </w:r>
-      <w:r>
-        <w:t xml:space="preserve">, jf. punkt </w:t>
-      </w:r>
-      <w:r>
-        <w:fldChar w:fldCharType="begin"/>
-      </w:r>
-      <w:r>
-        <w:instrText xml:space="preserve"> REF _Ref237432668 \r \h </w:instrText>
-      </w:r>
-      <w:r>
-        <w:instrText xml:space="preserve"> \* MERGEFORMAT </w:instrText>
-      </w:r>
-      <w:r>
-        <w:fldChar w:fldCharType="separate"/>
-      </w:r>
-      <w:r>
-        <w:t>6</w:t>
-      </w:r>
-      <w:r>
-        <w:fldChar w:fldCharType="end"/>
-      </w:r>
+        <w:rPr>
+          <w:ins w:id="1088" w:author="Claude" w:date="2026-09-29T12:00:00Z"/>
+        </w:rPr>
+      </w:pPr>
+      <w:ins w:id="1089" w:author="Claude" w:date="2026-09-29T12:00:00Z">
+        <w:r>
+          <w:t xml:space="preserve">Vederlag for Optionen, jf. punkt 8</w:t>
+        </w:r>
+      </w:ins>
     </w:p>
     <w:p>
       <w:pPr>
@@ -4175,53 +2948,51 @@
         </w:numPr>
       </w:pPr>
       <w:r>
-        <w:t>Fast årligt licensvederlag for Standardprogrammel, jf. punkt</w:t>
-      </w:r>
-      <w:r>
-        <w:t xml:space="preserve"> </w:t>
-      </w:r>
-      <w:r>
+        <w:t xml:space="preserve">Fast månedligt vederlag for vedligeholdelse og support, jf. punkt </w:t>
         <w:fldChar w:fldCharType="begin"/>
-      </w:r>
-      <w:r>
-        <w:instrText xml:space="preserve"> REF _Ref237432681 \r \h </w:instrText>
-      </w:r>
-      <w:r>
+        <w:instrText xml:space="preserve"> REF _Ref237432668 \r \h </w:instrText>
         <w:instrText xml:space="preserve"> \* MERGEFORMAT </w:instrText>
-      </w:r>
-      <w:r>
         <w:fldChar w:fldCharType="separate"/>
-      </w:r>
-      <w:r>
-        <w:t>7</w:t>
-      </w:r>
-      <w:r>
+        <w:t>6</w:t>
         <w:fldChar w:fldCharType="end"/>
       </w:r>
+    </w:p>
+    <w:p>
+      <w:pPr>
+        <w:pStyle w:val="Listeafsnit"/>
+        <w:numPr>
+          <w:ilvl w:val="0"/>
+          <w:numId w:val="46"/>
+        </w:numPr>
+      </w:pPr>
       <w:r>
+        <w:t xml:space="preserve">Fast årligt licensvederlag for Standardprogrammel, jf. punkt </w:t>
+        <w:fldChar w:fldCharType="begin"/>
+        <w:instrText xml:space="preserve"> REF _Ref237432681 \r \h </w:instrText>
+        <w:instrText xml:space="preserve"> \* MERGEFORMAT </w:instrText>
+        <w:fldChar w:fldCharType="separate"/>
+        <w:t>7</w:t>
+        <w:fldChar w:fldCharType="end"/>
         <w:t>.</w:t>
       </w:r>
     </w:p>
     <w:p/>
     <w:p>
       <w:r>
-        <w:t>De</w:t>
+        <w:t xml:space="preserve">Det samlede vederlag for Leverancen, fremgår af Appendiks A, punkt 4.</w:t>
       </w:r>
-      <w:r>
-        <w:t>t</w:t>
-      </w:r>
-      <w:r>
-        <w:t xml:space="preserve"> samlede </w:t>
-      </w:r>
-      <w:r>
-        <w:t>vederlag for Leverancen</w:t>
-      </w:r>
-      <w:r>
-        <w:t>,</w:t>
-      </w:r>
-      <w:r>
-        <w:t xml:space="preserve"> fremgår af Appendiks A, punkt 4.</w:t>
-      </w:r>
+    </w:p>
+    <w:p>
+      <w:pPr>
+        <w:rPr>
+          <w:ins w:id="1090" w:author="Claude" w:date="2026-09-29T12:00:00Z"/>
+        </w:rPr>
+      </w:pPr>
+      <w:ins w:id="1091" w:author="Claude" w:date="2026-09-29T12:00:00Z">
+        <w:r>
+          <w:t xml:space="preserve">Udnyttes Optionen til levering som en del af Leverancen, jf. Kontraktens punkt 6.2.1, tillægges vederlaget for Optionen, jf. punkt 8, Leverancevederlaget og faktureres efter betalingsplanen nedenfor.</w:t>
+        </w:r>
+      </w:ins>
     </w:p>
     <w:p/>
     <w:p>
@@ -4327,13 +3098,7 @@
               <w:jc w:val="center"/>
             </w:pPr>
             <w:r>
-              <w:t>1</w:t>
-            </w:r>
-            <w:r>
-              <w:t>5</w:t>
-            </w:r>
-            <w:r>
-              <w:t xml:space="preserve"> %</w:t>
+              <w:t xml:space="preserve">15 %</w:t>
             </w:r>
           </w:p>
         </w:tc>
@@ -4377,10 +3142,7 @@
               <w:jc w:val="center"/>
             </w:pPr>
             <w:r>
-              <w:t>10</w:t>
-            </w:r>
-            <w:r>
-              <w:t xml:space="preserve"> %</w:t>
+              <w:t xml:space="preserve">10 %</w:t>
             </w:r>
           </w:p>
         </w:tc>
@@ -4424,13 +3186,7 @@
               <w:jc w:val="center"/>
             </w:pPr>
             <w:r>
-              <w:t>5</w:t>
-            </w:r>
-            <w:r>
-              <w:t>0</w:t>
-            </w:r>
-            <w:r>
-              <w:t xml:space="preserve"> %</w:t>
+              <w:t xml:space="preserve">50 %</w:t>
             </w:r>
           </w:p>
         </w:tc>
@@ -4466,10 +3222,7 @@
               <w:jc w:val="center"/>
             </w:pPr>
             <w:r>
-              <w:t>25</w:t>
-            </w:r>
-            <w:r>
-              <w:t xml:space="preserve"> %</w:t>
+              <w:t xml:space="preserve">25 %</w:t>
             </w:r>
           </w:p>
         </w:tc>
@@ -4564,13 +3317,7 @@
       <w:bookmarkStart w:name="_Ref237432648" w:id="38"/>
       <w:bookmarkStart w:name="_Toc238711681" w:id="39"/>
       <w:r>
-        <w:t xml:space="preserve">Vederlag for </w:t>
-      </w:r>
-      <w:r>
-        <w:t>b</w:t>
-      </w:r>
-      <w:r>
-        <w:t>estillingsydelser og øvrig</w:t>
+        <w:t xml:space="preserve">Vederlag for bestillingsydelser og øvrig</w:t>
       </w:r>
       <w:bookmarkEnd w:id="35"/>
       <w:bookmarkEnd w:id="36"/>
@@ -4639,70 +3386,25 @@
     </w:p>
     <w:p>
       <w:r>
-        <w:t xml:space="preserve">For bestillingsydelser og øvrige ændringer efter medgået tid estimerer Leverandøren vederlaget for opgaven ud fra det estimerede </w:t>
-      </w:r>
-      <w:r>
-        <w:t xml:space="preserve">tidsforbrug og på basis af de i </w:t>
-      </w:r>
-      <w:r>
-        <w:t xml:space="preserve">punkt </w:t>
-      </w:r>
-      <w:r>
+        <w:t xml:space="preserve">For bestillingsydelser og øvrige ændringer efter medgået tid estimerer Leverandøren vederlaget for opgaven ud fra det estimerede tidsforbrug og på basis af de i punkt </w:t>
         <w:fldChar w:fldCharType="begin"/>
-      </w:r>
-      <w:r>
         <w:instrText xml:space="preserve"> REF _Ref238711739 \r \h </w:instrText>
-      </w:r>
-      <w:r>
         <w:fldChar w:fldCharType="separate"/>
-      </w:r>
-      <w:r>
         <w:t>5.4</w:t>
-      </w:r>
-      <w:r>
         <w:fldChar w:fldCharType="end"/>
-      </w:r>
-      <w:r>
-        <w:t xml:space="preserve"> </w:t>
-      </w:r>
-      <w:r>
-        <w:t>angivne timepriser.</w:t>
+        <w:t xml:space="preserve"> angivne timepriser.</w:t>
       </w:r>
     </w:p>
     <w:p/>
     <w:p>
       <w:r>
-        <w:t xml:space="preserve">Ved bestillingsydelser og øvrige ændringer </w:t>
-      </w:r>
-      <w:r>
-        <w:t xml:space="preserve">til fast pris </w:t>
-      </w:r>
-      <w:r>
-        <w:t xml:space="preserve">skal den faste pris være baseret på Leverandørens timeestimat for opgavens løsning samt </w:t>
-      </w:r>
-      <w:r>
-        <w:t xml:space="preserve">de i punkt </w:t>
-      </w:r>
-      <w:r>
+        <w:t xml:space="preserve">Ved bestillingsydelser og øvrige ændringer til fast pris skal den faste pris være baseret på Leverandørens timeestimat for opgavens løsning samt de i punkt </w:t>
         <w:fldChar w:fldCharType="begin"/>
-      </w:r>
-      <w:r>
         <w:instrText xml:space="preserve"> REF _Ref238711750 \r \h </w:instrText>
-      </w:r>
-      <w:r>
         <w:fldChar w:fldCharType="separate"/>
-      </w:r>
-      <w:r>
         <w:t>5.4</w:t>
-      </w:r>
-      <w:r>
         <w:fldChar w:fldCharType="end"/>
-      </w:r>
-      <w:r>
-        <w:t xml:space="preserve"> </w:t>
-      </w:r>
-      <w:r>
-        <w:t>angivne timepriser.</w:t>
+        <w:t xml:space="preserve"> angivne timepriser.</w:t>
       </w:r>
     </w:p>
     <w:p>
@@ -4720,37 +3422,13 @@
     <w:p/>
     <w:p>
       <w:r>
-        <w:t>Vederlag for øvrige timebaserede ydelser, der leveres på rammeaftalelignende vilkår, beregnes på grundlag af medgået tid og de i punkt</w:t>
-      </w:r>
-      <w:r>
-        <w:t xml:space="preserve"> </w:t>
-      </w:r>
-      <w:r>
+        <w:t xml:space="preserve">Vederlag for øvrige timebaserede ydelser, der leveres på rammeaftalelignende vilkår, beregnes på grundlag af medgået tid og de i punkt </w:t>
         <w:fldChar w:fldCharType="begin"/>
-      </w:r>
-      <w:r>
         <w:instrText xml:space="preserve"> REF _Ref238711705 \r \h </w:instrText>
-      </w:r>
-      <w:r>
         <w:fldChar w:fldCharType="separate"/>
-      </w:r>
-      <w:r>
         <w:t>5.4</w:t>
-      </w:r>
-      <w:r>
         <w:fldChar w:fldCharType="end"/>
-      </w:r>
-      <w:r>
-        <w:t xml:space="preserve"> </w:t>
-      </w:r>
-      <w:r>
-        <w:t xml:space="preserve"> </w:t>
-      </w:r>
-      <w:r>
-        <w:t>angivne</w:t>
-      </w:r>
-      <w:r>
-        <w:t xml:space="preserve"> timepriser for de nævnte medarbejderkategorier.</w:t>
+        <w:t xml:space="preserve">  angivne timepriser for de nævnte medarbejderkategorier.</w:t>
       </w:r>
     </w:p>
     <w:p>
@@ -4762,10 +3440,7 @@
       <w:bookmarkStart w:name="_Toc229140750" w:id="45"/>
       <w:bookmarkStart w:name="_Toc238711683" w:id="46"/>
       <w:r>
-        <w:t>Vederlag for a</w:t>
-      </w:r>
-      <w:r>
-        <w:t>rbejde uden for normal arbejdstid</w:t>
+        <w:t>Vederlag for arbejde uden for normal arbejdstid</w:t>
       </w:r>
       <w:bookmarkEnd w:id="43"/>
       <w:bookmarkEnd w:id="44"/>
@@ -4782,63 +3457,11 @@
     <w:p>
       <w:r>
         <w:rPr/>
-        <w:t xml:space="preserve">Hvis Kunden foretager særskilt bestilling af vedligeholdelsesarbejder, herunder fejlafhjælpning, </w:t>
-      </w:r>
-      <w:r>
-        <w:rPr/>
-        <w:t xml:space="preserve">jf. bilag 5, punkt </w:t>
-      </w:r>
-      <w:r>
-        <w:rPr/>
-        <w:t>7</w:t>
-      </w:r>
-      <w:r>
-        <w:rPr/>
-        <w:t>.4,</w:t>
-      </w:r>
-      <w:r>
-        <w:rPr/>
-        <w:t xml:space="preserve"> eller i øvrigt har pålagt Leverandøren at udføre ydelser </w:t>
-      </w:r>
-      <w:r>
-        <w:rPr/>
-        <w:t>uden for normal arbejdstid</w:t>
-      </w:r>
-      <w:r>
-        <w:rPr/>
-        <w:t xml:space="preserve"> (7.00 til 18.00 på Arbejdsdage)</w:t>
-      </w:r>
-      <w:r>
-        <w:rPr/>
-        <w:t xml:space="preserve">, opgøres vederlaget på baggrund af </w:t>
-      </w:r>
-      <w:r>
-        <w:rPr/>
-        <w:t>f</w:t>
-      </w:r>
-      <w:r>
-        <w:rPr/>
-        <w:t xml:space="preserve">ølgende tillæg til de gældende </w:t>
-      </w:r>
-      <w:r>
-        <w:rPr/>
-        <w:t>timepris</w:t>
-      </w:r>
-      <w:r>
-        <w:rPr/>
-        <w:t>er, jf. punkt</w:t>
-      </w:r>
-      <w:r>
-        <w:rPr/>
-        <w:t xml:space="preserve"> </w:t>
+        <w:t xml:space="preserve">Hvis Kunden foretager særskilt bestilling af vedligeholdelsesarbejder, herunder fejlafhjælpning, jf. bilag 5, punkt 7.4, eller i øvrigt har pålagt Leverandøren at udføre ydelser uden for normal arbejdstid (7.00 til 18.00 på Arbejdsdage), opgøres vederlaget på baggrund af følgende tillæg til de gældende timepriser, jf. punkt </w:t>
       </w:r>
       <w:r>
         <w:fldChar w:fldCharType="begin"/>
-      </w:r>
-      <w:r>
         <w:instrText xml:space="preserve"> REF _Ref238711718 \r \h </w:instrText>
-      </w:r>
-      <w:r>
         <w:fldChar w:fldCharType="separate"/>
       </w:r>
       <w:r>
@@ -4906,34 +3529,7 @@
     <w:p/>
     <w:p>
       <w:r>
-        <w:t xml:space="preserve">Leverandørens </w:t>
-      </w:r>
-      <w:r>
-        <w:t>time</w:t>
-      </w:r>
-      <w:r>
-        <w:t xml:space="preserve">priser </w:t>
-      </w:r>
-      <w:r>
-        <w:t>for bestillingsydelser</w:t>
-      </w:r>
-      <w:r>
-        <w:t>, øvrige ændringer</w:t>
-      </w:r>
-      <w:r>
-        <w:t xml:space="preserve"> og øvrige timebaserede ydelser</w:t>
-      </w:r>
-      <w:r>
-        <w:t xml:space="preserve"> i </w:t>
-      </w:r>
-      <w:r>
-        <w:t>k</w:t>
-      </w:r>
-      <w:r>
-        <w:t xml:space="preserve">ontraktperioden fremgår af </w:t>
-      </w:r>
-      <w:r>
-        <w:t xml:space="preserve">Appendiks A, punkt 5. </w:t>
+        <w:t xml:space="preserve">Leverandørens timepriser for bestillingsydelser, øvrige ændringer og øvrige timebaserede ydelser i kontraktperioden fremgår af Appendiks A, punkt 5. </w:t>
       </w:r>
     </w:p>
     <w:p>
@@ -4949,10 +3545,7 @@
     <w:p/>
     <w:p>
       <w:r>
-        <w:t>De i Appendiks A, punkt 5, anførte timepriser</w:t>
-      </w:r>
-      <w:r>
-        <w:t xml:space="preserve"> baserer sig på nedenstående medarbejderkategorier. </w:t>
+        <w:t xml:space="preserve">De i Appendiks A, punkt 5, anførte timepriser baserer sig på nedenstående medarbejderkategorier. </w:t>
       </w:r>
     </w:p>
     <w:p/>
@@ -5052,31 +3645,7 @@
               <w:rPr>
                 <w:bCs/>
               </w:rPr>
-              <w:t xml:space="preserve">Leverandørens </w:t>
-            </w:r>
-            <w:r>
-              <w:rPr>
-                <w:bCs/>
-              </w:rPr>
-              <w:t>senior</w:t>
-            </w:r>
-            <w:r>
-              <w:rPr>
-                <w:bCs/>
-              </w:rPr>
-              <w:t xml:space="preserve">projektleder og tilsvarende, der leder og forestår den samlede tilrettelæggelse, gennemførelse og afrapportering af teamets arbejde i overensstemmelse med den aftalte leverance til Kunden. En medarbejderkategori 1 har typisk mere end syv års erfaring inden for </w:t>
-            </w:r>
-            <w:r>
-              <w:rPr>
-                <w:bCs/>
-              </w:rPr>
-              <w:t xml:space="preserve">ydelser, der svarer til </w:t>
-            </w:r>
-            <w:r>
-              <w:rPr>
-                <w:bCs/>
-              </w:rPr>
-              <w:t>Kontraktens område.</w:t>
+              <w:t xml:space="preserve">Leverandørens seniorprojektleder og tilsvarende, der leder og forestår den samlede tilrettelæggelse, gennemførelse og afrapportering af teamets arbejde i overensstemmelse med den aftalte leverance til Kunden. En medarbejderkategori 1 har typisk mere end syv års erfaring inden for ydelser, der svarer til Kontraktens område.</w:t>
             </w:r>
           </w:p>
           <w:p>
@@ -5141,13 +3710,7 @@
               <w:rPr>
                 <w:bCs/>
               </w:rPr>
-              <w:t>Seniorp</w:t>
-            </w:r>
-            <w:r>
-              <w:rPr>
-                <w:bCs/>
-              </w:rPr>
-              <w:t>rojektleder</w:t>
+              <w:t>Seniorprojektleder</w:t>
             </w:r>
           </w:p>
           <w:p>
@@ -5210,19 +3773,7 @@
               <w:rPr>
                 <w:bCs/>
               </w:rPr>
-              <w:t xml:space="preserve">En erfaren medarbejder i det daglige team, der har god faglig kompetence og erfaring fra flere opgaver eller større projekter inden for Kontraktens område. En medarbejderkategori 2 har typisk mere end 5 års erfaring inden for </w:t>
-            </w:r>
-            <w:r>
-              <w:rPr>
-                <w:bCs/>
-              </w:rPr>
-              <w:t xml:space="preserve">ydelser, der svarer til </w:t>
-            </w:r>
-            <w:r>
-              <w:rPr>
-                <w:bCs/>
-              </w:rPr>
-              <w:t>Kontraktens område.</w:t>
+              <w:t xml:space="preserve">En erfaren medarbejder i det daglige team, der har god faglig kompetence og erfaring fra flere opgaver eller større projekter inden for Kontraktens område. En medarbejderkategori 2 har typisk mere end 5 års erfaring inden for ydelser, der svarer til Kontraktens område.</w:t>
             </w:r>
           </w:p>
           <w:p>
@@ -5322,43 +3873,7 @@
               <w:rPr>
                 <w:bCs/>
               </w:rPr>
-              <w:t xml:space="preserve">En medarbejder i det daglige team, der er i stand til at tilrettelægge, gennemføre og afrapportere egne delopgaver. Medarbejderkategori </w:t>
-            </w:r>
-            <w:r>
-              <w:rPr>
-                <w:bCs/>
-              </w:rPr>
-              <w:t>3</w:t>
-            </w:r>
-            <w:r>
-              <w:rPr>
-                <w:bCs/>
-              </w:rPr>
-              <w:t xml:space="preserve"> har god faglig kompetence og nogen praktisk erfaring. En medarbejderkategori 3 har </w:t>
-            </w:r>
-            <w:r>
-              <w:rPr>
-                <w:bCs/>
-              </w:rPr>
-              <w:t>mindst</w:t>
-            </w:r>
-            <w:r>
-              <w:rPr>
-                <w:bCs/>
-              </w:rPr>
-              <w:t xml:space="preserve"> to års erfaring inden for </w:t>
-            </w:r>
-            <w:r>
-              <w:rPr>
-                <w:bCs/>
-              </w:rPr>
-              <w:t xml:space="preserve">ydelser, der svarer til </w:t>
-            </w:r>
-            <w:r>
-              <w:rPr>
-                <w:bCs/>
-              </w:rPr>
-              <w:t>Kontraktens område.</w:t>
+              <w:t xml:space="preserve">En medarbejder i det daglige team, der er i stand til at tilrettelægge, gennemføre og afrapportere egne delopgaver. Medarbejderkategori 3 har god faglig kompetence og nogen praktisk erfaring. En medarbejderkategori 3 har mindst to års erfaring inden for ydelser, der svarer til Kontraktens område.</w:t>
             </w:r>
           </w:p>
           <w:p>
@@ -5397,10 +3912,7 @@
               <w:spacing w:line="276" w:lineRule="auto"/>
             </w:pPr>
             <w:r>
-              <w:t>U</w:t>
-            </w:r>
-            <w:r>
-              <w:t>dvikler</w:t>
+              <w:t>Udvikler</w:t>
             </w:r>
           </w:p>
           <w:p>
@@ -5476,13 +3988,7 @@
     <w:p/>
     <w:p>
       <w:r>
-        <w:t>Leverandøren skal kunne dokumentere den enkelte medarbejders timeforbrug</w:t>
-      </w:r>
-      <w:r>
-        <w:t>.</w:t>
-      </w:r>
-      <w:r>
-        <w:t xml:space="preserve"> </w:t>
+        <w:t xml:space="preserve">Leverandøren skal kunne dokumentere den enkelte medarbejders timeforbrug. </w:t>
       </w:r>
     </w:p>
     <w:p/>
@@ -5566,10 +4072,7 @@
       <w:bookmarkStart w:name="_Ref237432668" w:id="58"/>
       <w:bookmarkStart w:name="_Toc238711687" w:id="59"/>
       <w:r>
-        <w:t>Fast månedligt v</w:t>
-      </w:r>
-      <w:r>
-        <w:t>ederlag for vedligeholdelse</w:t>
+        <w:t>Fast månedligt vederlag for vedligeholdelse</w:t>
       </w:r>
       <w:bookmarkEnd w:id="54"/>
       <w:bookmarkEnd w:id="55"/>
@@ -5583,37 +4086,7 @@
     </w:p>
     <w:p>
       <w:r>
-        <w:t xml:space="preserve">Leverandørens </w:t>
-      </w:r>
-      <w:r>
-        <w:t xml:space="preserve">faste månedlige </w:t>
-      </w:r>
-      <w:r>
-        <w:t xml:space="preserve">vederlag for vedligeholdelse </w:t>
-      </w:r>
-      <w:r>
-        <w:t xml:space="preserve">og support </w:t>
-      </w:r>
-      <w:r>
-        <w:t xml:space="preserve">af Leverancen </w:t>
-      </w:r>
-      <w:r>
-        <w:t xml:space="preserve">fremgår af </w:t>
-      </w:r>
-      <w:r>
-        <w:t>Appendiks A</w:t>
-      </w:r>
-      <w:r>
-        <w:t xml:space="preserve">, punkt </w:t>
-      </w:r>
-      <w:r>
-        <w:t>6</w:t>
-      </w:r>
-      <w:r>
-        <w:t>.</w:t>
-      </w:r>
-      <w:r>
-        <w:t xml:space="preserve"> </w:t>
+        <w:t xml:space="preserve">Leverandørens faste månedlige vederlag for vedligeholdelse og support af Leverancen fremgår af Appendiks A, punkt 6. </w:t>
       </w:r>
     </w:p>
     <w:p/>
@@ -5627,16 +4100,7 @@
       <w:bookmarkStart w:name="_Ref231389869" w:id="61"/>
       <w:bookmarkStart w:name="_Toc238711688" w:id="62"/>
       <w:r>
-        <w:t>F</w:t>
-      </w:r>
-      <w:r>
-        <w:t xml:space="preserve">ast årligt </w:t>
-      </w:r>
-      <w:r>
-        <w:t>licens</w:t>
-      </w:r>
-      <w:r>
-        <w:t>vederlag</w:t>
+        <w:t xml:space="preserve">Fast årligt licensvederlag</w:t>
       </w:r>
       <w:bookmarkEnd w:id="60"/>
       <w:r>
@@ -5651,46 +4115,13 @@
     <w:p>
       <w:bookmarkStart w:name="_Ref288052580" w:id="63"/>
       <w:r>
-        <w:t xml:space="preserve">Leverandøren har fra Overtagelsesdagen ret til </w:t>
-      </w:r>
-      <w:r>
-        <w:t xml:space="preserve">et </w:t>
-      </w:r>
-      <w:r>
-        <w:t>fast årlig</w:t>
-      </w:r>
-      <w:r>
-        <w:t>t</w:t>
-      </w:r>
-      <w:r>
-        <w:t xml:space="preserve"> licensvederlag for Standardprogrammel. </w:t>
+        <w:t xml:space="preserve">Leverandøren har fra Overtagelsesdagen ret til et fast årligt licensvederlag for Standardprogrammel. </w:t>
       </w:r>
     </w:p>
     <w:p/>
     <w:p>
       <w:r>
-        <w:t>Vederlage</w:t>
-      </w:r>
-      <w:r>
-        <w:t>t</w:t>
-      </w:r>
-      <w:r>
-        <w:t xml:space="preserve"> dækker </w:t>
-      </w:r>
-      <w:r>
-        <w:t>de løbende licensomkostninger</w:t>
-      </w:r>
-      <w:r>
-        <w:t xml:space="preserve"> for </w:t>
-      </w:r>
-      <w:r>
-        <w:t xml:space="preserve">brugsretten til Standardprogrammel inkluderet i Systemet, inklusive brugsretten til fremtidige versioner af </w:t>
-      </w:r>
-      <w:r>
-        <w:t>P</w:t>
-      </w:r>
-      <w:r>
-        <w:t xml:space="preserve">rogrammellet. </w:t>
+        <w:t xml:space="preserve">Vederlaget dækker de løbende licensomkostninger for brugsretten til Standardprogrammel inkluderet i Systemet, inklusive brugsretten til fremtidige versioner af Programmellet. </w:t>
       </w:r>
       <w:bookmarkStart w:name="_Toc228800767" w:id="64"/>
       <w:bookmarkStart w:name="_Ref228972640" w:id="65"/>
@@ -5701,28 +4132,75 @@
     <w:bookmarkEnd w:id="66"/>
     <w:p>
       <w:r>
-        <w:t xml:space="preserve">Det </w:t>
-      </w:r>
-      <w:r>
-        <w:t xml:space="preserve">faste </w:t>
-      </w:r>
-      <w:r>
-        <w:t xml:space="preserve">årlige licensvederlag for Standardprogrammel </w:t>
-      </w:r>
-      <w:r>
-        <w:t xml:space="preserve">fremgår af Appendiks A, punkt </w:t>
-      </w:r>
-      <w:r>
-        <w:t>7</w:t>
-      </w:r>
-      <w:r>
-        <w:t xml:space="preserve">. </w:t>
+        <w:t xml:space="preserve">Det faste årlige licensvederlag for Standardprogrammel fremgår af Appendiks A, punkt 7. </w:t>
       </w:r>
     </w:p>
     <w:p/>
     <w:p/>
     <w:p/>
     <w:p/>
+    <w:p>
+      <w:pPr>
+        <w:pStyle w:val="Overskrift1"/>
+        <w:pageBreakBefore w:val="0"/>
+        <w:rPr>
+          <w:ins w:id="1092" w:author="Claude" w:date="2026-09-29T12:00:00Z"/>
+        </w:rPr>
+      </w:pPr>
+      <w:ins w:id="1093" w:author="Claude" w:date="2026-09-29T12:00:00Z">
+        <w:r>
+          <w:t xml:space="preserve">Option: DVR online</w:t>
+        </w:r>
+      </w:ins>
+    </w:p>
+    <w:p>
+      <w:pPr>
+        <w:rPr>
+          <w:ins w:id="1094" w:author="Claude" w:date="2026-09-29T12:00:00Z"/>
+        </w:rPr>
+      </w:pPr>
+      <w:ins w:id="1095" w:author="Claude" w:date="2026-09-29T12:00:00Z">
+        <w:r>
+          <w:t xml:space="preserve">Vederlaget for Optionen på udvikling og levering af DVR online, jf. Kontraktens punkt 6.2 og 15.8 samt bilag 3A, afsnit 3.5, fremgår af Appendiks A, punkt 8.</w:t>
+        </w:r>
+      </w:ins>
+    </w:p>
+    <w:p>
+      <w:pPr>
+        <w:rPr>
+          <w:ins w:id="1096" w:author="Claude" w:date="2026-09-29T12:00:00Z"/>
+        </w:rPr>
+      </w:pPr>
+      <w:ins w:id="1097" w:author="Claude" w:date="2026-09-29T12:00:00Z">
+        <w:r>
+          <w:t xml:space="preserve">Engangsvederlaget for Optionen (Appendiks A, punkt 8.1) omfatter samtlige ydelser, der er nødvendige for udvikling, levering, afprøvning og Dokumentation af DVR online, herunder brugervejledningen, jf. bilag 3A, afsnit 2.1, 2.3 og 3.5.</w:t>
+        </w:r>
+      </w:ins>
+    </w:p>
+    <w:p>
+      <w:pPr>
+        <w:rPr>
+          <w:ins w:id="1098" w:author="Claude" w:date="2026-09-29T12:00:00Z"/>
+        </w:rPr>
+      </w:pPr>
+      <w:ins w:id="1099" w:author="Claude" w:date="2026-09-29T12:00:00Z">
+        <w:r>
+          <w:t xml:space="preserve">Tillægget til det faste månedlige vederlag for vedligeholdelse og support (Appendiks A, punkt 8.2) betales fra det tidspunkt, hvor Optionen er overtaget.</w:t>
+        </w:r>
+      </w:ins>
+    </w:p>
+    <w:p>
+      <w:pPr>
+        <w:rPr>
+          <w:ins w:id="1100" w:author="Claude" w:date="2026-09-29T12:00:00Z"/>
+        </w:rPr>
+      </w:pPr>
+      <w:ins w:id="1101" w:author="Claude" w:date="2026-09-29T12:00:00Z">
+        <w:r>
+          <w:t xml:space="preserve">Vederlaget for Optionen indgår i den samlede tilbudstekniske pris, jf. Appendiks A, uanset om Kunden udnytter Optionen. Leverandøren har alene krav på vederlaget, såfremt Kunden udnytter Optionen.</w:t>
+        </w:r>
+      </w:ins>
+    </w:p>
     <w:p>
       <w:pPr>
         <w:pStyle w:val="Overskrift1"/>
@@ -5768,19 +4246,7 @@
         <w:spacing w:line="276" w:lineRule="auto"/>
       </w:pPr>
       <w:r>
-        <w:t xml:space="preserve">Regulering af de nævnte vederlag, </w:t>
-      </w:r>
-      <w:r>
-        <w:t xml:space="preserve">bortset fra </w:t>
-      </w:r>
-      <w:r>
-        <w:t>leverancevederlaget</w:t>
-      </w:r>
-      <w:r>
-        <w:t>, kan</w:t>
-      </w:r>
-      <w:r>
-        <w:t xml:space="preserve"> højst kræves på grundlag af den forholdsmæssige ændring i det i medfør af lovbekendtgørelse nr. 76/1999 fastsatte nettoprisindeks. </w:t>
+        <w:t xml:space="preserve">Regulering af de nævnte vederlag, bortset fra leverancevederlaget, kan højst kræves på grundlag af den forholdsmæssige ændring i det i medfør af lovbekendtgørelse nr. 76/1999 fastsatte nettoprisindeks. </w:t>
       </w:r>
     </w:p>
     <w:p>
@@ -5793,25 +4259,7 @@
         <w:spacing w:line="276" w:lineRule="auto"/>
       </w:pPr>
       <w:r>
-        <w:t>De angivne priser er baseret på indeks</w:t>
-      </w:r>
-      <w:r>
-        <w:t>et</w:t>
-      </w:r>
-      <w:r>
-        <w:t xml:space="preserve"> for </w:t>
-      </w:r>
-      <w:r>
-        <w:t>oktober</w:t>
-      </w:r>
-      <w:r>
-        <w:t xml:space="preserve"> måned 20</w:t>
-      </w:r>
-      <w:r>
-        <w:t>26</w:t>
-      </w:r>
-      <w:r>
-        <w:t>.</w:t>
+        <w:t xml:space="preserve">De angivne priser er baseret på indekset for oktober måned 2026.</w:t>
       </w:r>
     </w:p>
     <w:p>
@@ -5824,25 +4272,7 @@
         <w:spacing w:line="276" w:lineRule="auto"/>
       </w:pPr>
       <w:r>
-        <w:t xml:space="preserve">Priserne reguleres hvert år pr. 1. </w:t>
-      </w:r>
-      <w:r>
-        <w:t>januar</w:t>
-      </w:r>
-      <w:r>
-        <w:t xml:space="preserve"> på baggrund af ændringen i nettoprisindekset fra </w:t>
-      </w:r>
-      <w:r>
-        <w:t>oktober</w:t>
-      </w:r>
-      <w:r>
-        <w:t xml:space="preserve"> til </w:t>
-      </w:r>
-      <w:r>
-        <w:t>oktober</w:t>
-      </w:r>
-      <w:r>
-        <w:t xml:space="preserve">. </w:t>
+        <w:t xml:space="preserve">Priserne reguleres hvert år pr. 1. januar på baggrund af ændringen i nettoprisindekset fra oktober til oktober. </w:t>
       </w:r>
     </w:p>
     <w:p>
@@ -5855,52 +4285,7 @@
         <w:spacing w:line="276" w:lineRule="auto"/>
       </w:pPr>
       <w:r>
-        <w:t xml:space="preserve">Regulering sker </w:t>
-      </w:r>
-      <w:r>
-        <w:t xml:space="preserve">dog </w:t>
-      </w:r>
-      <w:r>
-        <w:t xml:space="preserve">første gang den 1. </w:t>
-      </w:r>
-      <w:r>
-        <w:t>januar</w:t>
-      </w:r>
-      <w:r>
-        <w:t xml:space="preserve"> 20</w:t>
-      </w:r>
-      <w:r>
-        <w:t>2</w:t>
-      </w:r>
-      <w:r>
-        <w:t>9</w:t>
-      </w:r>
-      <w:r>
-        <w:t xml:space="preserve">, baseret på ændringen fra </w:t>
-      </w:r>
-      <w:r>
-        <w:t>oktober</w:t>
-      </w:r>
-      <w:r>
-        <w:t xml:space="preserve"> 20</w:t>
-      </w:r>
-      <w:r>
-        <w:t>26</w:t>
-      </w:r>
-      <w:r>
-        <w:t xml:space="preserve"> til </w:t>
-      </w:r>
-      <w:r>
-        <w:t>oktober</w:t>
-      </w:r>
-      <w:r>
-        <w:t xml:space="preserve"> 20</w:t>
-      </w:r>
-      <w:r>
-        <w:t>28</w:t>
-      </w:r>
-      <w:r>
-        <w:t>.</w:t>
+        <w:t xml:space="preserve">Regulering sker dog første gang den 1. januar 2029, baseret på ændringen fra oktober 2026 til oktober 2028.</w:t>
       </w:r>
     </w:p>
     <w:p/>
@@ -5920,10 +4305,7 @@
       <w:bookmarkStart w:name="_Toc126778163" w:id="83"/>
       <w:bookmarkStart w:name="_Toc238711692" w:id="84"/>
       <w:r>
-        <w:t>Betalingsbet</w:t>
-      </w:r>
-      <w:r>
-        <w:t>ingelser</w:t>
+        <w:t>Betalingsbetingelser</w:t>
       </w:r>
       <w:bookmarkEnd w:id="82"/>
       <w:bookmarkEnd w:id="83"/>
@@ -5939,158 +4321,71 @@
         <w:rPr>
           <w:bCs/>
         </w:rPr>
-        <w:t>L</w:t>
+        <w:t xml:space="preserve">Leverancevederlaget betales i overensstemmelse med betalingsplanen, jf. punkt </w:t>
+        <w:fldChar w:fldCharType="begin"/>
+        <w:instrText xml:space="preserve"> REF _Ref238711661 \r \h </w:instrText>
+        <w:fldChar w:fldCharType="separate"/>
+        <w:t>4</w:t>
+        <w:fldChar w:fldCharType="end"/>
+        <w:t>, under forudsætning af, at Leverandøren på faktureringstidspunktet har udført alt, hvad Leverandøren i henhold til tidsplanen i bilag 1 skal have udført på dette tidspunkt.</w:t>
+      </w:r>
+    </w:p>
+    <w:p>
+      <w:pPr>
+        <w:rPr>
+          <w:bCs/>
+        </w:rPr>
+      </w:pPr>
+    </w:p>
+    <w:p>
+      <w:pPr>
+        <w:rPr>
+          <w:bCs/>
+        </w:rPr>
+      </w:pPr>
+      <w:r>
+        <w:t>For vederlag for bestillingsydelser</w:t>
       </w:r>
       <w:r>
         <w:rPr>
           <w:bCs/>
         </w:rPr>
-        <w:t xml:space="preserve">everancevederlaget </w:t>
+        <w:t xml:space="preserve">, der leveres som en Selvstændig Opgave, sker betaling af det </w:t>
+      </w:r>
+      <w:r>
+        <w:t xml:space="preserve">selvstændigt fastsatte vederlag herfor </w:t>
       </w:r>
       <w:r>
         <w:rPr>
           <w:bCs/>
         </w:rPr>
-        <w:t xml:space="preserve">betales </w:t>
-      </w:r>
-      <w:r>
-        <w:rPr>
-          <w:bCs/>
-        </w:rPr>
-        <w:t xml:space="preserve">i overensstemmelse med betalingsplanen, jf. </w:t>
-      </w:r>
-      <w:r>
-        <w:rPr>
-          <w:bCs/>
-        </w:rPr>
-        <w:t>punkt</w:t>
-      </w:r>
-      <w:r>
-        <w:rPr>
-          <w:bCs/>
-        </w:rPr>
-        <w:t xml:space="preserve"> </w:t>
-      </w:r>
-      <w:r>
-        <w:rPr>
-          <w:bCs/>
-        </w:rPr>
-        <w:fldChar w:fldCharType="begin"/>
-      </w:r>
-      <w:r>
-        <w:rPr>
-          <w:bCs/>
-        </w:rPr>
-        <w:instrText xml:space="preserve"> REF _Ref238711661 \r \h </w:instrText>
-      </w:r>
-      <w:r>
-        <w:rPr>
-          <w:bCs/>
-        </w:rPr>
-      </w:r>
-      <w:r>
-        <w:rPr>
-          <w:bCs/>
-        </w:rPr>
-        <w:fldChar w:fldCharType="separate"/>
-      </w:r>
-      <w:r>
-        <w:rPr>
-          <w:bCs/>
-        </w:rPr>
-        <w:t>4</w:t>
-      </w:r>
-      <w:r>
-        <w:rPr>
-          <w:bCs/>
-        </w:rPr>
-        <w:fldChar w:fldCharType="end"/>
-      </w:r>
-      <w:r>
-        <w:rPr>
-          <w:bCs/>
-        </w:rPr>
-        <w:t>, under forudsætning af, at Leverandøren på faktureringstidspunktet har udført alt, hvad Leverandøren i henhold til tidsplanen i bilag 1 skal have udført på dette tidspunkt</w:t>
-      </w:r>
-      <w:r>
-        <w:rPr>
-          <w:bCs/>
-        </w:rPr>
-        <w:t>.</w:t>
+        <w:t xml:space="preserve">i henhold til en aftalt betalingsplan.</w:t>
       </w:r>
     </w:p>
     <w:p>
       <w:pPr>
         <w:rPr>
+          <w:ins w:id="1102" w:author="Claude" w:date="2026-09-29T12:00:00Z"/>
           <w:bCs/>
         </w:rPr>
       </w:pPr>
+      <w:ins w:id="1103" w:author="Claude" w:date="2026-09-29T12:00:00Z">
+        <w:r>
+          <w:t xml:space="preserve">Engangsvederlaget for Optionen faktureres ved Kundens godkendelse af overtagelsesprøven for Optionen, medmindre Optionen leveres som en del af Leverancen, jf. punkt 4. Tillægget til det faste månedlige vederlag for vedligeholdelse og support faktureres månedligt bagud sammen med dette.</w:t>
+        </w:r>
+      </w:ins>
     </w:p>
     <w:p>
       <w:pPr>
-        <w:rPr>
-          <w:bCs/>
-        </w:rPr>
+        <w:spacing w:line="276" w:lineRule="auto"/>
+      </w:pPr>
+    </w:p>
+    <w:p>
+      <w:pPr>
+        <w:spacing w:line="276" w:lineRule="auto"/>
       </w:pPr>
       <w:r>
-        <w:t>For v</w:t>
-      </w:r>
-      <w:r>
-        <w:t>ederlag for bestillingsydelser</w:t>
-      </w:r>
-      <w:r>
-        <w:rPr>
-          <w:bCs/>
-        </w:rPr>
-        <w:t>, der leveres som en Selvstændig Opgave</w:t>
-      </w:r>
-      <w:r>
-        <w:rPr>
-          <w:bCs/>
-        </w:rPr>
-        <w:t>,</w:t>
-      </w:r>
-      <w:r>
-        <w:rPr>
-          <w:bCs/>
-        </w:rPr>
-        <w:t xml:space="preserve"> sker betaling </w:t>
-      </w:r>
-      <w:r>
-        <w:rPr>
-          <w:bCs/>
-        </w:rPr>
-        <w:t xml:space="preserve">af det </w:t>
-      </w:r>
-      <w:r>
-        <w:t xml:space="preserve">selvstændigt fastsatte vederlag </w:t>
-      </w:r>
-      <w:r>
-        <w:t xml:space="preserve">herfor </w:t>
-      </w:r>
-      <w:r>
-        <w:rPr>
-          <w:bCs/>
-        </w:rPr>
-        <w:t xml:space="preserve">i henhold til </w:t>
-      </w:r>
-      <w:r>
-        <w:rPr>
-          <w:bCs/>
-        </w:rPr>
-        <w:t>en aftalt</w:t>
-      </w:r>
-      <w:r>
-        <w:rPr>
-          <w:bCs/>
-        </w:rPr>
-        <w:t xml:space="preserve"> </w:t>
-      </w:r>
-      <w:r>
-        <w:rPr>
-          <w:bCs/>
-        </w:rPr>
-        <w:t>betalingsplan.</w:t>
+        <w:t xml:space="preserve">For bestillingsydelser og øvrige ændringer, der leveres på baggrund af et estimat og efter medgået tid, faktureres månedligt bagud på basis af Leverandørens opgørelse over forbrug. </w:t>
       </w:r>
     </w:p>
     <w:p>
@@ -6103,28 +4398,7 @@
         <w:spacing w:line="276" w:lineRule="auto"/>
       </w:pPr>
       <w:r>
-        <w:t>For bestillingsydelser</w:t>
-      </w:r>
-      <w:r>
-        <w:t xml:space="preserve"> og øvrige ændringer</w:t>
-      </w:r>
-      <w:r>
-        <w:t xml:space="preserve">, </w:t>
-      </w:r>
-      <w:r>
-        <w:t>der leveres på baggrund af et estimat</w:t>
-      </w:r>
-      <w:r>
-        <w:t xml:space="preserve"> og efter medgået tid, </w:t>
-      </w:r>
-      <w:r>
-        <w:t>faktureres</w:t>
-      </w:r>
-      <w:r>
-        <w:t xml:space="preserve"> månedligt bagud på basis af Leverandørens opgørelse over forbrug.</w:t>
-      </w:r>
-      <w:r>
-        <w:t xml:space="preserve"> </w:t>
+        <w:t xml:space="preserve">Vederlag for øvrige timebaserede ydelser, der leveres på baggrund af et estimat og efter medgået tid, faktureres månedligt bagud på basis af Leverandørens opgørelse over forbrug.</w:t>
       </w:r>
     </w:p>
     <w:p>
@@ -6137,53 +4411,7 @@
         <w:spacing w:line="276" w:lineRule="auto"/>
       </w:pPr>
       <w:r>
-        <w:t xml:space="preserve">Vederlag for </w:t>
-      </w:r>
-      <w:r>
-        <w:t>øvrige timebaserede ydelser</w:t>
-      </w:r>
-      <w:r>
-        <w:t xml:space="preserve">, </w:t>
-      </w:r>
-      <w:r>
-        <w:t>der leveres på baggrund af et estimat og efter medgået tid</w:t>
-      </w:r>
-      <w:r>
-        <w:t>,</w:t>
-      </w:r>
-      <w:r>
-        <w:t xml:space="preserve"> </w:t>
-      </w:r>
-      <w:r>
-        <w:t>faktureres månedligt bagud på basis af Leverandørens opgørelse over forbrug.</w:t>
-      </w:r>
-    </w:p>
-    <w:p>
-      <w:pPr>
-        <w:spacing w:line="276" w:lineRule="auto"/>
-      </w:pPr>
-    </w:p>
-    <w:p>
-      <w:pPr>
-        <w:spacing w:line="276" w:lineRule="auto"/>
-      </w:pPr>
-      <w:r>
-        <w:t>For bestillingsydelser</w:t>
-      </w:r>
-      <w:r>
-        <w:t xml:space="preserve"> og øvrige ændringer, der leveres</w:t>
-      </w:r>
-      <w:r>
-        <w:t xml:space="preserve"> til fast pris</w:t>
-      </w:r>
-      <w:r>
-        <w:t xml:space="preserve">, </w:t>
-      </w:r>
-      <w:r>
-        <w:t>faktureres</w:t>
-      </w:r>
-      <w:r>
-        <w:t xml:space="preserve"> betaling ved Kundens godkendelse af ydelsen.</w:t>
+        <w:t xml:space="preserve">For bestillingsydelser og øvrige ændringer, der leveres til fast pris, faktureres betaling ved Kundens godkendelse af ydelsen.</w:t>
       </w:r>
     </w:p>
     <w:p/>
@@ -6195,52 +4423,7 @@
     <w:p/>
     <w:p>
       <w:r>
-        <w:t>De</w:t>
-      </w:r>
-      <w:r>
-        <w:t>t faste årlige licensvederlag</w:t>
-      </w:r>
-      <w:r>
-        <w:t xml:space="preserve"> </w:t>
-      </w:r>
-      <w:r>
-        <w:t xml:space="preserve">for Standardprogrammel faktureres </w:t>
-      </w:r>
-      <w:r>
-        <w:t>årligt</w:t>
-      </w:r>
-      <w:r>
-        <w:t xml:space="preserve"> forud</w:t>
-      </w:r>
-      <w:r>
-        <w:t xml:space="preserve">, første </w:t>
-      </w:r>
-      <w:r>
-        <w:t xml:space="preserve">gang </w:t>
-      </w:r>
-      <w:r>
-        <w:t xml:space="preserve">1 år </w:t>
-      </w:r>
-      <w:r>
-        <w:t>efter Overtagelsesdagen</w:t>
-      </w:r>
-      <w:r>
-        <w:t xml:space="preserve">. </w:t>
-      </w:r>
-      <w:r>
-        <w:t xml:space="preserve"> Leverandøren er herefter berettiget til at fakturere Kunden </w:t>
-      </w:r>
-      <w:r>
-        <w:t xml:space="preserve">årligt forud for det </w:t>
-      </w:r>
-      <w:r>
-        <w:t xml:space="preserve">næstkommende </w:t>
-      </w:r>
-      <w:r>
-        <w:t>år</w:t>
-      </w:r>
-      <w:r>
-        <w:t xml:space="preserve">. </w:t>
+        <w:t xml:space="preserve">Det faste årlige licensvederlag for Standardprogrammel faktureres årligt forud, første gang 1 år efter Overtagelsesdagen.  Leverandøren er herefter berettiget til at fakturere Kunden årligt forud for det næstkommende år. </w:t>
       </w:r>
     </w:p>
     <w:p/>
@@ -6271,10 +4454,7 @@
         <w:spacing w:line="276" w:lineRule="auto"/>
       </w:pPr>
       <w:r>
-        <w:t>Leverandørens faktura skal opfylde de til enhver tid gældende regler, herunder reglerne om e-</w:t>
-      </w:r>
-      <w:r>
-        <w:t>faktura samt Lov om elektronisk fakturering ved offentlige udbud.</w:t>
+        <w:t>Leverandørens faktura skal opfylde de til enhver tid gældende regler, herunder reglerne om e-faktura samt Lov om elektronisk fakturering ved offentlige udbud.</w:t>
       </w:r>
     </w:p>
     <w:p/>
@@ -6284,16 +4464,7 @@
         <w:spacing w:after="0"/>
       </w:pPr>
       <w:r>
-        <w:t xml:space="preserve">Kundens </w:t>
-      </w:r>
-      <w:r>
-        <w:t>EAN</w:t>
-      </w:r>
-      <w:r>
-        <w:t>-nummer er: 5798000362185</w:t>
-      </w:r>
-      <w:r>
-        <w:t>.</w:t>
+        <w:t xml:space="preserve">Kundens EAN-nummer er: 5798000362185.</w:t>
       </w:r>
     </w:p>
     <w:p/>
@@ -6326,13 +4497,7 @@
         <w:jc w:val="both"/>
       </w:pPr>
       <w:r>
-        <w:t xml:space="preserve">Leverandørens navn, adresse, CVR nr., </w:t>
-      </w:r>
-      <w:r>
-        <w:t xml:space="preserve">kontaktperson, </w:t>
-      </w:r>
-      <w:r>
-        <w:t>telefon, e-mail</w:t>
+        <w:t xml:space="preserve">Leverandørens navn, adresse, CVR nr., kontaktperson, telefon, e-mail</w:t>
       </w:r>
     </w:p>
     <w:p>
@@ -6527,13 +4692,7 @@
         <w:jc w:val="both"/>
       </w:pPr>
       <w:r>
-        <w:t xml:space="preserve">Evt. </w:t>
-      </w:r>
-      <w:r>
-        <w:t>b</w:t>
-      </w:r>
-      <w:r>
-        <w:t>ankinformationer</w:t>
+        <w:t xml:space="preserve">Evt. bankinformationer</w:t>
       </w:r>
     </w:p>
     <w:p/>

--- a/Stjernekort/testdata/dvr/23. Bilag 12_Leverancevederlag og betalingsplan samt øvrige priser.docx
+++ b/Stjernekort/testdata/dvr/23. Bilag 12_Leverancevederlag og betalingsplan samt øvrige priser.docx
@@ -2990,7 +2990,7 @@
       </w:pPr>
       <w:ins w:id="1091" w:author="Claude" w:date="2026-09-29T12:00:00Z">
         <w:r>
-          <w:t xml:space="preserve">Udnyttes Optionen til levering som en del af Leverancen, jf. Kontraktens punkt 6.2.1, tillægges vederlaget for Optionen, jf. punkt 8, Leverancevederlaget og faktureres efter betalingsplanen nedenfor.</w:t>
+          <w:t xml:space="preserve">Udnyttes Optionen til levering som en del af Leverancen, jf. Kontraktens punkt 6.2, tillægges vederlaget for Optionen, jf. punkt 8, Leverancevederlaget og faktureres efter betalingsplanen nedenfor.</w:t>
         </w:r>
       </w:ins>
     </w:p>
@@ -3340,7 +3340,20 @@
         <w:spacing w:after="0"/>
       </w:pPr>
       <w:r>
-        <w:t>Vederlag for bestillingsydelser og øvrige ændringer afregnes efter Kundens valg på baggrund af en af følgende prismodeller, jf. Kontraktens punkt 15.3:</w:t>
+        <w:t xml:space="preserve">Vederlag for bestillingsydelser og øvrige ændringer afregnes efter Kundens valg på baggrund af en af følgende prismodeller, jf. Kontraktens </w:t>
+      </w:r>
+      <w:del w:id="2104" w:author="Claude" w:date="2026-09-29T12:00:00Z">
+        <w:r>
+          <w:delText xml:space="preserve">punkt 15.3</w:delText>
+        </w:r>
+      </w:del>
+      <w:ins w:id="2105" w:author="Claude" w:date="2026-09-29T12:00:00Z">
+        <w:r>
+          <w:t xml:space="preserve">punkt 15.4</w:t>
+        </w:r>
+      </w:ins>
+      <w:r>
+        <w:t xml:space="preserve">:</w:t>
       </w:r>
     </w:p>
     <w:p>
@@ -4161,7 +4174,7 @@
       </w:pPr>
       <w:ins w:id="1095" w:author="Claude" w:date="2026-09-29T12:00:00Z">
         <w:r>
-          <w:t xml:space="preserve">Vederlaget for Optionen på udvikling og levering af DVR online, jf. Kontraktens punkt 6.2 og 15.8 samt bilag 3A, afsnit 3.5, fremgår af Appendiks A, punkt 8.</w:t>
+          <w:t xml:space="preserve">Vederlaget for Optionen på udvikling og levering af DVR online, jf. Kontraktens punkt 6.2, 6.3 og 15.3 samt bilag 3A, afsnit 3.5, fremgår af Appendiks A, punkt 8.</w:t>
         </w:r>
       </w:ins>
     </w:p>
